--- a/Okic/Materijali_za_organizatora_Okic.docx
+++ b/Okic/Materijali_za_organizatora_Okic.docx
@@ -3054,6 +3054,961 @@
         </w:tc>
       </w:tr>
     </w:tbl>
+    <w:p>
+      <w:pPr>
+        <w:spacing w:before="0" w:after="0"/>
+      </w:pPr>
+      <w:r>
+        <w:br w:type="page"/>
+      </w:r>
+    </w:p>
+    <w:p>
+      <w:pPr>
+        <w:spacing w:before="0" w:after="60"/>
+        <w:jc w:val="center"/>
+      </w:pPr>
+      <w:r>
+        <w:rPr>
+          <w:b/>
+          <w:sz w:val="28"/>
+        </w:rPr>
+        <w:t>Referenca bušenja — postavljanje poligona</w:t>
+      </w:r>
+    </w:p>
+    <w:p>
+      <w:pPr>
+        <w:spacing w:before="0" w:after="120"/>
+        <w:jc w:val="center"/>
+      </w:pPr>
+      <w:r>
+        <w:rPr>
+          <w:b w:val="0"/>
+          <w:sz w:val="20"/>
+        </w:rPr>
+        <w:t>Vježba orijentacije — Okić</w:t>
+      </w:r>
+    </w:p>
+    <w:p>
+      <w:pPr>
+        <w:spacing w:before="0" w:after="160"/>
+        <w:jc w:val="left"/>
+      </w:pPr>
+      <w:r>
+        <w:rPr>
+          <w:b w:val="0"/>
+          <w:sz w:val="18"/>
+        </w:rPr>
+        <w:t>Kod postavljanja poligona probušite ovaj papir bušačem svake kontrolne točke kako biste imali referencu uzoraka bušenja po KT-u.</w:t>
+      </w:r>
+    </w:p>
+    <w:tbl>
+      <w:tblPr>
+        <w:tblStyle w:val="TableGrid"/>
+        <w:tblW w:type="auto" w:w="0"/>
+        <w:tblLook w:firstColumn="1" w:firstRow="1" w:lastColumn="0" w:lastRow="0" w:noHBand="0" w:noVBand="1" w:val="04A0"/>
+      </w:tblPr>
+      <w:tblGrid>
+        <w:gridCol w:w="2041"/>
+        <w:gridCol w:w="2041"/>
+        <w:gridCol w:w="2041"/>
+        <w:gridCol w:w="2041"/>
+        <w:gridCol w:w="2041"/>
+      </w:tblGrid>
+      <w:tr>
+        <w:tc>
+          <w:tcPr>
+            <w:tcW w:type="dxa" w:w="1417"/>
+            <w:shd w:val="clear" w:color="auto" w:fill="BBBBBB"/>
+          </w:tcPr>
+          <w:p>
+            <w:pPr>
+              <w:spacing w:before="40" w:after="40"/>
+              <w:jc w:val="center"/>
+            </w:pPr>
+            <w:r/>
+            <w:r>
+              <w:rPr>
+                <w:b/>
+                <w:sz w:val="18"/>
+              </w:rPr>
+              <w:t>Uzorak bušenja</w:t>
+            </w:r>
+          </w:p>
+        </w:tc>
+        <w:tc>
+          <w:tcPr>
+            <w:tcW w:type="dxa" w:w="1134"/>
+            <w:shd w:val="clear" w:color="auto" w:fill="BBBBBB"/>
+          </w:tcPr>
+          <w:p>
+            <w:pPr>
+              <w:spacing w:before="40" w:after="40"/>
+              <w:jc w:val="center"/>
+            </w:pPr>
+            <w:r/>
+            <w:r>
+              <w:rPr>
+                <w:b/>
+                <w:sz w:val="18"/>
+              </w:rPr>
+              <w:t>KT</w:t>
+            </w:r>
+          </w:p>
+        </w:tc>
+        <w:tc>
+          <w:tcPr>
+            <w:tcW w:type="dxa" w:w="3118"/>
+            <w:shd w:val="clear" w:color="auto" w:fill="BBBBBB"/>
+          </w:tcPr>
+          <w:p>
+            <w:pPr>
+              <w:spacing w:before="40" w:after="40"/>
+              <w:jc w:val="center"/>
+            </w:pPr>
+            <w:r/>
+            <w:r>
+              <w:rPr>
+                <w:b/>
+                <w:sz w:val="18"/>
+              </w:rPr>
+              <w:t>Opis</w:t>
+            </w:r>
+          </w:p>
+        </w:tc>
+        <w:tc>
+          <w:tcPr>
+            <w:tcW w:type="dxa" w:w="2268"/>
+            <w:shd w:val="clear" w:color="auto" w:fill="BBBBBB"/>
+          </w:tcPr>
+          <w:p>
+            <w:pPr>
+              <w:spacing w:before="40" w:after="40"/>
+              <w:jc w:val="center"/>
+            </w:pPr>
+            <w:r/>
+            <w:r>
+              <w:rPr>
+                <w:b/>
+                <w:sz w:val="18"/>
+              </w:rPr>
+              <w:t>Koordinate (DMS)</w:t>
+            </w:r>
+          </w:p>
+        </w:tc>
+        <w:tc>
+          <w:tcPr>
+            <w:tcW w:type="dxa" w:w="2268"/>
+            <w:shd w:val="clear" w:color="auto" w:fill="BBBBBB"/>
+          </w:tcPr>
+          <w:p>
+            <w:pPr>
+              <w:spacing w:before="40" w:after="40"/>
+              <w:jc w:val="center"/>
+            </w:pPr>
+            <w:r/>
+            <w:r>
+              <w:rPr>
+                <w:b/>
+                <w:sz w:val="18"/>
+              </w:rPr>
+              <w:t>Koordinate (dec.)</w:t>
+            </w:r>
+          </w:p>
+        </w:tc>
+      </w:tr>
+      <w:tr>
+        <w:trPr>
+          <w:trHeight w:val="1247" w:hRule="exact"/>
+        </w:trPr>
+        <w:tc>
+          <w:tcPr>
+            <w:tcW w:type="dxa" w:w="1417"/>
+          </w:tcPr>
+          <w:p>
+            <w:pPr>
+              <w:spacing w:before="40" w:after="40"/>
+              <w:jc w:val="center"/>
+            </w:pPr>
+            <w:r/>
+            <w:r>
+              <w:rPr>
+                <w:b w:val="0"/>
+                <w:sz w:val="18"/>
+              </w:rPr>
+            </w:r>
+          </w:p>
+        </w:tc>
+        <w:tc>
+          <w:tcPr>
+            <w:tcW w:type="dxa" w:w="1134"/>
+          </w:tcPr>
+          <w:p>
+            <w:pPr>
+              <w:spacing w:before="40" w:after="40"/>
+              <w:jc w:val="center"/>
+            </w:pPr>
+            <w:r/>
+            <w:r>
+              <w:rPr>
+                <w:b w:val="0"/>
+                <w:sz w:val="18"/>
+              </w:rPr>
+              <w:t>KT JA</w:t>
+            </w:r>
+          </w:p>
+        </w:tc>
+        <w:tc>
+          <w:tcPr>
+            <w:tcW w:type="dxa" w:w="3118"/>
+          </w:tcPr>
+          <w:p>
+            <w:pPr>
+              <w:spacing w:before="40" w:after="40"/>
+              <w:jc w:val="left"/>
+            </w:pPr>
+            <w:r/>
+            <w:r>
+              <w:rPr>
+                <w:b w:val="0"/>
+                <w:sz w:val="18"/>
+              </w:rPr>
+              <w:t>Raskrižje ceste i plan. staze 1</w:t>
+            </w:r>
+          </w:p>
+        </w:tc>
+        <w:tc>
+          <w:tcPr>
+            <w:tcW w:type="dxa" w:w="2268"/>
+          </w:tcPr>
+          <w:p>
+            <w:pPr>
+              <w:spacing w:before="40" w:after="40"/>
+              <w:jc w:val="center"/>
+            </w:pPr>
+            <w:r/>
+            <w:r>
+              <w:rPr>
+                <w:b w:val="0"/>
+                <w:sz w:val="18"/>
+              </w:rPr>
+              <w:t>45°45'0.86"N 15°42'3.07"E</w:t>
+            </w:r>
+          </w:p>
+        </w:tc>
+        <w:tc>
+          <w:tcPr>
+            <w:tcW w:type="dxa" w:w="2268"/>
+          </w:tcPr>
+          <w:p>
+            <w:pPr>
+              <w:spacing w:before="40" w:after="40"/>
+              <w:jc w:val="center"/>
+            </w:pPr>
+            <w:r/>
+            <w:r>
+              <w:rPr>
+                <w:b w:val="0"/>
+                <w:sz w:val="18"/>
+              </w:rPr>
+              <w:t>45.750239, 15.700853</w:t>
+            </w:r>
+          </w:p>
+        </w:tc>
+      </w:tr>
+      <w:tr>
+        <w:trPr>
+          <w:trHeight w:val="1247" w:hRule="exact"/>
+        </w:trPr>
+        <w:tc>
+          <w:tcPr>
+            <w:tcW w:type="dxa" w:w="1417"/>
+          </w:tcPr>
+          <w:p>
+            <w:pPr>
+              <w:spacing w:before="40" w:after="40"/>
+              <w:jc w:val="center"/>
+            </w:pPr>
+            <w:r/>
+            <w:r>
+              <w:rPr>
+                <w:b w:val="0"/>
+                <w:sz w:val="18"/>
+              </w:rPr>
+            </w:r>
+          </w:p>
+        </w:tc>
+        <w:tc>
+          <w:tcPr>
+            <w:tcW w:type="dxa" w:w="1134"/>
+          </w:tcPr>
+          <w:p>
+            <w:pPr>
+              <w:spacing w:before="40" w:after="40"/>
+              <w:jc w:val="center"/>
+            </w:pPr>
+            <w:r/>
+            <w:r>
+              <w:rPr>
+                <w:b w:val="0"/>
+                <w:sz w:val="18"/>
+              </w:rPr>
+              <w:t>KT JZA</w:t>
+            </w:r>
+          </w:p>
+        </w:tc>
+        <w:tc>
+          <w:tcPr>
+            <w:tcW w:type="dxa" w:w="3118"/>
+          </w:tcPr>
+          <w:p>
+            <w:pPr>
+              <w:spacing w:before="40" w:after="40"/>
+              <w:jc w:val="left"/>
+            </w:pPr>
+            <w:r/>
+            <w:r>
+              <w:rPr>
+                <w:b w:val="0"/>
+                <w:sz w:val="18"/>
+              </w:rPr>
+              <w:t>Raskrižje plan. staze 1 i potoka</w:t>
+            </w:r>
+          </w:p>
+        </w:tc>
+        <w:tc>
+          <w:tcPr>
+            <w:tcW w:type="dxa" w:w="2268"/>
+          </w:tcPr>
+          <w:p>
+            <w:pPr>
+              <w:spacing w:before="40" w:after="40"/>
+              <w:jc w:val="center"/>
+            </w:pPr>
+            <w:r/>
+            <w:r>
+              <w:rPr>
+                <w:b w:val="0"/>
+                <w:sz w:val="18"/>
+              </w:rPr>
+              <w:t>45°45'8.91"N 15°41'50.05"E</w:t>
+            </w:r>
+          </w:p>
+        </w:tc>
+        <w:tc>
+          <w:tcPr>
+            <w:tcW w:type="dxa" w:w="2268"/>
+          </w:tcPr>
+          <w:p>
+            <w:pPr>
+              <w:spacing w:before="40" w:after="40"/>
+              <w:jc w:val="center"/>
+            </w:pPr>
+            <w:r/>
+            <w:r>
+              <w:rPr>
+                <w:b w:val="0"/>
+                <w:sz w:val="18"/>
+              </w:rPr>
+              <w:t>45.752475, 15.697236</w:t>
+            </w:r>
+          </w:p>
+        </w:tc>
+      </w:tr>
+      <w:tr>
+        <w:trPr>
+          <w:trHeight w:val="1247" w:hRule="exact"/>
+        </w:trPr>
+        <w:tc>
+          <w:tcPr>
+            <w:tcW w:type="dxa" w:w="1417"/>
+          </w:tcPr>
+          <w:p>
+            <w:pPr>
+              <w:spacing w:before="40" w:after="40"/>
+              <w:jc w:val="center"/>
+            </w:pPr>
+            <w:r/>
+            <w:r>
+              <w:rPr>
+                <w:b w:val="0"/>
+                <w:sz w:val="18"/>
+              </w:rPr>
+            </w:r>
+          </w:p>
+        </w:tc>
+        <w:tc>
+          <w:tcPr>
+            <w:tcW w:type="dxa" w:w="1134"/>
+          </w:tcPr>
+          <w:p>
+            <w:pPr>
+              <w:spacing w:before="40" w:after="40"/>
+              <w:jc w:val="center"/>
+            </w:pPr>
+            <w:r/>
+            <w:r>
+              <w:rPr>
+                <w:b w:val="0"/>
+                <w:sz w:val="18"/>
+              </w:rPr>
+              <w:t>KT ZA</w:t>
+            </w:r>
+          </w:p>
+        </w:tc>
+        <w:tc>
+          <w:tcPr>
+            <w:tcW w:type="dxa" w:w="3118"/>
+          </w:tcPr>
+          <w:p>
+            <w:pPr>
+              <w:spacing w:before="40" w:after="40"/>
+              <w:jc w:val="left"/>
+            </w:pPr>
+            <w:r/>
+            <w:r>
+              <w:rPr>
+                <w:b w:val="0"/>
+                <w:sz w:val="18"/>
+              </w:rPr>
+              <w:t>Raskrižje puta i ceste</w:t>
+            </w:r>
+          </w:p>
+        </w:tc>
+        <w:tc>
+          <w:tcPr>
+            <w:tcW w:type="dxa" w:w="2268"/>
+          </w:tcPr>
+          <w:p>
+            <w:pPr>
+              <w:spacing w:before="40" w:after="40"/>
+              <w:jc w:val="center"/>
+            </w:pPr>
+            <w:r/>
+            <w:r>
+              <w:rPr>
+                <w:b w:val="0"/>
+                <w:sz w:val="18"/>
+              </w:rPr>
+              <w:t>45°45'12.79"N 15°41'32.49"E</w:t>
+            </w:r>
+          </w:p>
+        </w:tc>
+        <w:tc>
+          <w:tcPr>
+            <w:tcW w:type="dxa" w:w="2268"/>
+          </w:tcPr>
+          <w:p>
+            <w:pPr>
+              <w:spacing w:before="40" w:after="40"/>
+              <w:jc w:val="center"/>
+            </w:pPr>
+            <w:r/>
+            <w:r>
+              <w:rPr>
+                <w:b w:val="0"/>
+                <w:sz w:val="18"/>
+              </w:rPr>
+              <w:t>45.753553, 15.692358</w:t>
+            </w:r>
+          </w:p>
+        </w:tc>
+      </w:tr>
+      <w:tr>
+        <w:trPr>
+          <w:trHeight w:val="1247" w:hRule="exact"/>
+        </w:trPr>
+        <w:tc>
+          <w:tcPr>
+            <w:tcW w:type="dxa" w:w="1417"/>
+          </w:tcPr>
+          <w:p>
+            <w:pPr>
+              <w:spacing w:before="40" w:after="40"/>
+              <w:jc w:val="center"/>
+            </w:pPr>
+            <w:r/>
+            <w:r>
+              <w:rPr>
+                <w:b w:val="0"/>
+                <w:sz w:val="18"/>
+              </w:rPr>
+            </w:r>
+          </w:p>
+        </w:tc>
+        <w:tc>
+          <w:tcPr>
+            <w:tcW w:type="dxa" w:w="1134"/>
+          </w:tcPr>
+          <w:p>
+            <w:pPr>
+              <w:spacing w:before="40" w:after="40"/>
+              <w:jc w:val="center"/>
+            </w:pPr>
+            <w:r/>
+            <w:r>
+              <w:rPr>
+                <w:b w:val="0"/>
+                <w:sz w:val="18"/>
+              </w:rPr>
+              <w:t>KT SZA</w:t>
+            </w:r>
+          </w:p>
+        </w:tc>
+        <w:tc>
+          <w:tcPr>
+            <w:tcW w:type="dxa" w:w="3118"/>
+          </w:tcPr>
+          <w:p>
+            <w:pPr>
+              <w:spacing w:before="40" w:after="40"/>
+              <w:jc w:val="left"/>
+            </w:pPr>
+            <w:r/>
+            <w:r>
+              <w:rPr>
+                <w:b w:val="0"/>
+                <w:sz w:val="18"/>
+              </w:rPr>
+              <w:t>Raskrižje plan. staze 1 i ceste</w:t>
+            </w:r>
+          </w:p>
+        </w:tc>
+        <w:tc>
+          <w:tcPr>
+            <w:tcW w:type="dxa" w:w="2268"/>
+          </w:tcPr>
+          <w:p>
+            <w:pPr>
+              <w:spacing w:before="40" w:after="40"/>
+              <w:jc w:val="center"/>
+            </w:pPr>
+            <w:r/>
+            <w:r>
+              <w:rPr>
+                <w:b w:val="0"/>
+                <w:sz w:val="18"/>
+              </w:rPr>
+              <w:t>45°45'22.13"N 15°41'52.52"E</w:t>
+            </w:r>
+          </w:p>
+        </w:tc>
+        <w:tc>
+          <w:tcPr>
+            <w:tcW w:type="dxa" w:w="2268"/>
+          </w:tcPr>
+          <w:p>
+            <w:pPr>
+              <w:spacing w:before="40" w:after="40"/>
+              <w:jc w:val="center"/>
+            </w:pPr>
+            <w:r/>
+            <w:r>
+              <w:rPr>
+                <w:b w:val="0"/>
+                <w:sz w:val="18"/>
+              </w:rPr>
+              <w:t>45.756147, 15.697922</w:t>
+            </w:r>
+          </w:p>
+        </w:tc>
+      </w:tr>
+      <w:tr>
+        <w:trPr>
+          <w:trHeight w:val="1247" w:hRule="exact"/>
+        </w:trPr>
+        <w:tc>
+          <w:tcPr>
+            <w:tcW w:type="dxa" w:w="1417"/>
+          </w:tcPr>
+          <w:p>
+            <w:pPr>
+              <w:spacing w:before="40" w:after="40"/>
+              <w:jc w:val="center"/>
+            </w:pPr>
+            <w:r/>
+            <w:r>
+              <w:rPr>
+                <w:b w:val="0"/>
+                <w:sz w:val="18"/>
+              </w:rPr>
+            </w:r>
+          </w:p>
+        </w:tc>
+        <w:tc>
+          <w:tcPr>
+            <w:tcW w:type="dxa" w:w="1134"/>
+          </w:tcPr>
+          <w:p>
+            <w:pPr>
+              <w:spacing w:before="40" w:after="40"/>
+              <w:jc w:val="center"/>
+            </w:pPr>
+            <w:r/>
+            <w:r>
+              <w:rPr>
+                <w:b w:val="0"/>
+                <w:sz w:val="18"/>
+              </w:rPr>
+              <w:t>KT SA</w:t>
+            </w:r>
+          </w:p>
+        </w:tc>
+        <w:tc>
+          <w:tcPr>
+            <w:tcW w:type="dxa" w:w="3118"/>
+          </w:tcPr>
+          <w:p>
+            <w:pPr>
+              <w:spacing w:before="40" w:after="40"/>
+              <w:jc w:val="left"/>
+            </w:pPr>
+            <w:r/>
+            <w:r>
+              <w:rPr>
+                <w:b w:val="0"/>
+                <w:sz w:val="18"/>
+              </w:rPr>
+              <w:t>Raskrižje plan. staze 1 i puta</w:t>
+            </w:r>
+          </w:p>
+        </w:tc>
+        <w:tc>
+          <w:tcPr>
+            <w:tcW w:type="dxa" w:w="2268"/>
+          </w:tcPr>
+          <w:p>
+            <w:pPr>
+              <w:spacing w:before="40" w:after="40"/>
+              <w:jc w:val="center"/>
+            </w:pPr>
+            <w:r/>
+            <w:r>
+              <w:rPr>
+                <w:b w:val="0"/>
+                <w:sz w:val="18"/>
+              </w:rPr>
+              <w:t>45°45'33.31"N 15°41'50.66"E</w:t>
+            </w:r>
+          </w:p>
+        </w:tc>
+        <w:tc>
+          <w:tcPr>
+            <w:tcW w:type="dxa" w:w="2268"/>
+          </w:tcPr>
+          <w:p>
+            <w:pPr>
+              <w:spacing w:before="40" w:after="40"/>
+              <w:jc w:val="center"/>
+            </w:pPr>
+            <w:r/>
+            <w:r>
+              <w:rPr>
+                <w:b w:val="0"/>
+                <w:sz w:val="18"/>
+              </w:rPr>
+              <w:t>45.759253, 15.697406</w:t>
+            </w:r>
+          </w:p>
+        </w:tc>
+      </w:tr>
+      <w:tr>
+        <w:trPr>
+          <w:trHeight w:val="1247" w:hRule="exact"/>
+        </w:trPr>
+        <w:tc>
+          <w:tcPr>
+            <w:tcW w:type="dxa" w:w="1417"/>
+          </w:tcPr>
+          <w:p>
+            <w:pPr>
+              <w:spacing w:before="40" w:after="40"/>
+              <w:jc w:val="center"/>
+            </w:pPr>
+            <w:r/>
+            <w:r>
+              <w:rPr>
+                <w:b w:val="0"/>
+                <w:sz w:val="18"/>
+              </w:rPr>
+            </w:r>
+          </w:p>
+        </w:tc>
+        <w:tc>
+          <w:tcPr>
+            <w:tcW w:type="dxa" w:w="1134"/>
+          </w:tcPr>
+          <w:p>
+            <w:pPr>
+              <w:spacing w:before="40" w:after="40"/>
+              <w:jc w:val="center"/>
+            </w:pPr>
+            <w:r/>
+            <w:r>
+              <w:rPr>
+                <w:b w:val="0"/>
+                <w:sz w:val="18"/>
+              </w:rPr>
+              <w:t>KT SIA</w:t>
+            </w:r>
+          </w:p>
+        </w:tc>
+        <w:tc>
+          <w:tcPr>
+            <w:tcW w:type="dxa" w:w="3118"/>
+          </w:tcPr>
+          <w:p>
+            <w:pPr>
+              <w:spacing w:before="40" w:after="40"/>
+              <w:jc w:val="left"/>
+            </w:pPr>
+            <w:r/>
+            <w:r>
+              <w:rPr>
+                <w:b w:val="0"/>
+                <w:sz w:val="18"/>
+              </w:rPr>
+              <w:t>Raskrižje ceste i puta</w:t>
+            </w:r>
+          </w:p>
+        </w:tc>
+        <w:tc>
+          <w:tcPr>
+            <w:tcW w:type="dxa" w:w="2268"/>
+          </w:tcPr>
+          <w:p>
+            <w:pPr>
+              <w:spacing w:before="40" w:after="40"/>
+              <w:jc w:val="center"/>
+            </w:pPr>
+            <w:r/>
+            <w:r>
+              <w:rPr>
+                <w:b w:val="0"/>
+                <w:sz w:val="18"/>
+              </w:rPr>
+              <w:t>45°45'27.84"N 15°42'6.83"E</w:t>
+            </w:r>
+          </w:p>
+        </w:tc>
+        <w:tc>
+          <w:tcPr>
+            <w:tcW w:type="dxa" w:w="2268"/>
+          </w:tcPr>
+          <w:p>
+            <w:pPr>
+              <w:spacing w:before="40" w:after="40"/>
+              <w:jc w:val="center"/>
+            </w:pPr>
+            <w:r/>
+            <w:r>
+              <w:rPr>
+                <w:b w:val="0"/>
+                <w:sz w:val="18"/>
+              </w:rPr>
+              <w:t>45.757733, 15.701897</w:t>
+            </w:r>
+          </w:p>
+        </w:tc>
+      </w:tr>
+      <w:tr>
+        <w:trPr>
+          <w:trHeight w:val="1247" w:hRule="exact"/>
+        </w:trPr>
+        <w:tc>
+          <w:tcPr>
+            <w:tcW w:type="dxa" w:w="1417"/>
+          </w:tcPr>
+          <w:p>
+            <w:pPr>
+              <w:spacing w:before="40" w:after="40"/>
+              <w:jc w:val="center"/>
+            </w:pPr>
+            <w:r/>
+            <w:r>
+              <w:rPr>
+                <w:b w:val="0"/>
+                <w:sz w:val="18"/>
+              </w:rPr>
+            </w:r>
+          </w:p>
+        </w:tc>
+        <w:tc>
+          <w:tcPr>
+            <w:tcW w:type="dxa" w:w="1134"/>
+          </w:tcPr>
+          <w:p>
+            <w:pPr>
+              <w:spacing w:before="40" w:after="40"/>
+              <w:jc w:val="center"/>
+            </w:pPr>
+            <w:r/>
+            <w:r>
+              <w:rPr>
+                <w:b w:val="0"/>
+                <w:sz w:val="18"/>
+              </w:rPr>
+              <w:t>KT SIB</w:t>
+            </w:r>
+          </w:p>
+        </w:tc>
+        <w:tc>
+          <w:tcPr>
+            <w:tcW w:type="dxa" w:w="3118"/>
+          </w:tcPr>
+          <w:p>
+            <w:pPr>
+              <w:spacing w:before="40" w:after="40"/>
+              <w:jc w:val="left"/>
+            </w:pPr>
+            <w:r/>
+            <w:r>
+              <w:rPr>
+                <w:b w:val="0"/>
+                <w:sz w:val="18"/>
+              </w:rPr>
+              <w:t>Raskrižje dvije ceste</w:t>
+            </w:r>
+          </w:p>
+        </w:tc>
+        <w:tc>
+          <w:tcPr>
+            <w:tcW w:type="dxa" w:w="2268"/>
+          </w:tcPr>
+          <w:p>
+            <w:pPr>
+              <w:spacing w:before="40" w:after="40"/>
+              <w:jc w:val="center"/>
+            </w:pPr>
+            <w:r/>
+            <w:r>
+              <w:rPr>
+                <w:b w:val="0"/>
+                <w:sz w:val="18"/>
+              </w:rPr>
+              <w:t>45°45'27.70"N 15°42'16.67"E</w:t>
+            </w:r>
+          </w:p>
+        </w:tc>
+        <w:tc>
+          <w:tcPr>
+            <w:tcW w:type="dxa" w:w="2268"/>
+          </w:tcPr>
+          <w:p>
+            <w:pPr>
+              <w:spacing w:before="40" w:after="40"/>
+              <w:jc w:val="center"/>
+            </w:pPr>
+            <w:r/>
+            <w:r>
+              <w:rPr>
+                <w:b w:val="0"/>
+                <w:sz w:val="18"/>
+              </w:rPr>
+              <w:t>45.757694, 15.704631</w:t>
+            </w:r>
+          </w:p>
+        </w:tc>
+      </w:tr>
+      <w:tr>
+        <w:trPr>
+          <w:trHeight w:val="1247" w:hRule="exact"/>
+        </w:trPr>
+        <w:tc>
+          <w:tcPr>
+            <w:tcW w:type="dxa" w:w="1417"/>
+          </w:tcPr>
+          <w:p>
+            <w:pPr>
+              <w:spacing w:before="40" w:after="40"/>
+              <w:jc w:val="center"/>
+            </w:pPr>
+            <w:r/>
+            <w:r>
+              <w:rPr>
+                <w:b w:val="0"/>
+                <w:sz w:val="18"/>
+              </w:rPr>
+            </w:r>
+          </w:p>
+        </w:tc>
+        <w:tc>
+          <w:tcPr>
+            <w:tcW w:type="dxa" w:w="1134"/>
+          </w:tcPr>
+          <w:p>
+            <w:pPr>
+              <w:spacing w:before="40" w:after="40"/>
+              <w:jc w:val="center"/>
+            </w:pPr>
+            <w:r/>
+            <w:r>
+              <w:rPr>
+                <w:b w:val="0"/>
+                <w:sz w:val="18"/>
+              </w:rPr>
+              <w:t>KT JIA</w:t>
+            </w:r>
+          </w:p>
+        </w:tc>
+        <w:tc>
+          <w:tcPr>
+            <w:tcW w:type="dxa" w:w="3118"/>
+          </w:tcPr>
+          <w:p>
+            <w:pPr>
+              <w:spacing w:before="40" w:after="40"/>
+              <w:jc w:val="left"/>
+            </w:pPr>
+            <w:r/>
+            <w:r>
+              <w:rPr>
+                <w:b w:val="0"/>
+                <w:sz w:val="18"/>
+              </w:rPr>
+              <w:t>Prelazak ceste preko potoka</w:t>
+            </w:r>
+          </w:p>
+        </w:tc>
+        <w:tc>
+          <w:tcPr>
+            <w:tcW w:type="dxa" w:w="2268"/>
+          </w:tcPr>
+          <w:p>
+            <w:pPr>
+              <w:spacing w:before="40" w:after="40"/>
+              <w:jc w:val="center"/>
+            </w:pPr>
+            <w:r/>
+            <w:r>
+              <w:rPr>
+                <w:b w:val="0"/>
+                <w:sz w:val="18"/>
+              </w:rPr>
+              <w:t>45°45'12.32"N 15°42'10.90"E</w:t>
+            </w:r>
+          </w:p>
+        </w:tc>
+        <w:tc>
+          <w:tcPr>
+            <w:tcW w:type="dxa" w:w="2268"/>
+          </w:tcPr>
+          <w:p>
+            <w:pPr>
+              <w:spacing w:before="40" w:after="40"/>
+              <w:jc w:val="center"/>
+            </w:pPr>
+            <w:r/>
+            <w:r>
+              <w:rPr>
+                <w:b w:val="0"/>
+                <w:sz w:val="18"/>
+              </w:rPr>
+              <w:t>45.753422, 15.703028</w:t>
+            </w:r>
+          </w:p>
+        </w:tc>
+      </w:tr>
+    </w:tbl>
     <w:sectPr>
       <w:pgSz w:w="11906" w:h="16838"/>
       <w:pgMar w:top="850" w:right="850" w:bottom="850" w:left="850" w:header="720" w:footer="720" w:gutter="0"/>

--- a/Okic/Materijali_za_organizatora_Okic.docx
+++ b/Okic/Materijali_za_organizatora_Okic.docx
@@ -3031,6 +3031,3066 @@
                 <w:sz w:val="18"/>
               </w:rPr>
               <w:t>45.753422, 15.703028</w:t>
+            </w:r>
+          </w:p>
+        </w:tc>
+        <w:tc>
+          <w:tcPr>
+            <w:tcW w:type="dxa" w:w="1701"/>
+          </w:tcPr>
+          <w:p>
+            <w:pPr>
+              <w:spacing w:before="40" w:after="40"/>
+              <w:jc w:val="center"/>
+            </w:pPr>
+            <w:r/>
+            <w:r>
+              <w:rPr>
+                <w:b w:val="0"/>
+                <w:sz w:val="18"/>
+              </w:rPr>
+            </w:r>
+          </w:p>
+        </w:tc>
+      </w:tr>
+    </w:tbl>
+    <w:p>
+      <w:pPr>
+        <w:spacing w:before="0" w:after="0"/>
+      </w:pPr>
+      <w:r>
+        <w:br w:type="page"/>
+      </w:r>
+    </w:p>
+    <w:p>
+      <w:pPr>
+        <w:spacing w:before="0" w:after="40"/>
+        <w:jc w:val="center"/>
+      </w:pPr>
+      <w:r>
+        <w:rPr>
+          <w:b w:val="0"/>
+          <w:sz w:val="22"/>
+        </w:rPr>
+        <w:t>Vježba orijentacije — Okić</w:t>
+      </w:r>
+    </w:p>
+    <w:p>
+      <w:pPr>
+        <w:spacing w:before="0" w:after="80"/>
+        <w:jc w:val="center"/>
+      </w:pPr>
+      <w:r>
+        <w:rPr>
+          <w:b/>
+          <w:sz w:val="40"/>
+        </w:rPr>
+        <w:t>Grupa 5</w:t>
+      </w:r>
+    </w:p>
+    <w:p>
+      <w:pPr>
+        <w:spacing w:before="0" w:after="200"/>
+        <w:jc w:val="left"/>
+      </w:pPr>
+      <w:r>
+        <w:rPr>
+          <w:b w:val="0"/>
+          <w:sz w:val="18"/>
+        </w:rPr>
+        <w:t>Ruta: DOM → KT SIB → KT SA → KT JZA → KT JA → DOM</w:t>
+      </w:r>
+    </w:p>
+    <w:p>
+      <w:pPr>
+        <w:spacing w:before="0" w:after="80"/>
+        <w:jc w:val="left"/>
+      </w:pPr>
+      <w:r>
+        <w:rPr>
+          <w:b/>
+          <w:sz w:val="20"/>
+        </w:rPr>
+        <w:t>Polaznici:</w:t>
+      </w:r>
+    </w:p>
+    <w:tbl>
+      <w:tblPr>
+        <w:tblW w:type="auto" w:w="0"/>
+        <w:jc w:val="left"/>
+        <w:tblLook w:firstColumn="1" w:firstRow="1" w:lastColumn="0" w:lastRow="0" w:noHBand="0" w:noVBand="1" w:val="04A0"/>
+      </w:tblPr>
+      <w:tblGrid>
+        <w:gridCol w:w="10206"/>
+      </w:tblGrid>
+      <w:tr>
+        <w:trPr>
+          <w:trHeight w:val="425" w:hRule="exact"/>
+        </w:trPr>
+        <w:tc>
+          <w:tcPr>
+            <w:tcW w:type="dxa" w:w="10206"/>
+            <w:tcBorders>
+              <w:top w:val="none" w:sz="0"/>
+              <w:left w:val="none" w:sz="0"/>
+              <w:right w:val="none" w:sz="0"/>
+              <w:bottom w:val="single" w:sz="6" w:color="888888"/>
+            </w:tcBorders>
+          </w:tcPr>
+          <w:p/>
+        </w:tc>
+      </w:tr>
+      <w:tr>
+        <w:trPr>
+          <w:trHeight w:val="425" w:hRule="exact"/>
+        </w:trPr>
+        <w:tc>
+          <w:tcPr>
+            <w:tcW w:type="dxa" w:w="10206"/>
+            <w:tcBorders>
+              <w:top w:val="none" w:sz="0"/>
+              <w:left w:val="none" w:sz="0"/>
+              <w:right w:val="none" w:sz="0"/>
+              <w:bottom w:val="single" w:sz="6" w:color="888888"/>
+            </w:tcBorders>
+          </w:tcPr>
+          <w:p/>
+        </w:tc>
+      </w:tr>
+      <w:tr>
+        <w:trPr>
+          <w:trHeight w:val="425" w:hRule="exact"/>
+        </w:trPr>
+        <w:tc>
+          <w:tcPr>
+            <w:tcW w:type="dxa" w:w="10206"/>
+            <w:tcBorders>
+              <w:top w:val="none" w:sz="0"/>
+              <w:left w:val="none" w:sz="0"/>
+              <w:right w:val="none" w:sz="0"/>
+              <w:bottom w:val="single" w:sz="6" w:color="888888"/>
+            </w:tcBorders>
+          </w:tcPr>
+          <w:p/>
+        </w:tc>
+      </w:tr>
+      <w:tr>
+        <w:trPr>
+          <w:trHeight w:val="425" w:hRule="exact"/>
+        </w:trPr>
+        <w:tc>
+          <w:tcPr>
+            <w:tcW w:type="dxa" w:w="10206"/>
+            <w:tcBorders>
+              <w:top w:val="none" w:sz="0"/>
+              <w:left w:val="none" w:sz="0"/>
+              <w:right w:val="none" w:sz="0"/>
+              <w:bottom w:val="single" w:sz="6" w:color="888888"/>
+            </w:tcBorders>
+          </w:tcPr>
+          <w:p/>
+        </w:tc>
+      </w:tr>
+      <w:tr>
+        <w:trPr>
+          <w:trHeight w:val="425" w:hRule="exact"/>
+        </w:trPr>
+        <w:tc>
+          <w:tcPr>
+            <w:tcW w:type="dxa" w:w="10206"/>
+            <w:tcBorders>
+              <w:top w:val="none" w:sz="0"/>
+              <w:left w:val="none" w:sz="0"/>
+              <w:right w:val="none" w:sz="0"/>
+              <w:bottom w:val="single" w:sz="6" w:color="888888"/>
+            </w:tcBorders>
+          </w:tcPr>
+          <w:p/>
+        </w:tc>
+      </w:tr>
+    </w:tbl>
+    <w:p>
+      <w:pPr>
+        <w:spacing w:before="200" w:after="60"/>
+        <w:jc w:val="left"/>
+      </w:pPr>
+      <w:r>
+        <w:rPr>
+          <w:b/>
+          <w:sz w:val="20"/>
+        </w:rPr>
+        <w:t>Kontrolne točke:</w:t>
+      </w:r>
+    </w:p>
+    <w:tbl>
+      <w:tblPr>
+        <w:tblStyle w:val="TableGrid"/>
+        <w:tblW w:type="auto" w:w="0"/>
+        <w:jc w:val="left"/>
+        <w:tblLook w:firstColumn="1" w:firstRow="1" w:lastColumn="0" w:lastRow="0" w:noHBand="0" w:noVBand="1" w:val="04A0"/>
+      </w:tblPr>
+      <w:tblGrid>
+        <w:gridCol w:w="2041"/>
+        <w:gridCol w:w="2041"/>
+        <w:gridCol w:w="2041"/>
+        <w:gridCol w:w="2041"/>
+        <w:gridCol w:w="2041"/>
+      </w:tblGrid>
+      <w:tr>
+        <w:tc>
+          <w:tcPr>
+            <w:tcW w:type="dxa" w:w="1134"/>
+            <w:shd w:val="clear" w:color="auto" w:fill="BBBBBB"/>
+          </w:tcPr>
+          <w:p>
+            <w:pPr>
+              <w:spacing w:before="40" w:after="40"/>
+              <w:jc w:val="center"/>
+            </w:pPr>
+            <w:r/>
+            <w:r>
+              <w:rPr>
+                <w:b/>
+                <w:sz w:val="18"/>
+              </w:rPr>
+              <w:t>KT</w:t>
+            </w:r>
+          </w:p>
+        </w:tc>
+        <w:tc>
+          <w:tcPr>
+            <w:tcW w:type="dxa" w:w="3118"/>
+            <w:shd w:val="clear" w:color="auto" w:fill="BBBBBB"/>
+          </w:tcPr>
+          <w:p>
+            <w:pPr>
+              <w:spacing w:before="40" w:after="40"/>
+              <w:jc w:val="center"/>
+            </w:pPr>
+            <w:r/>
+            <w:r>
+              <w:rPr>
+                <w:b/>
+                <w:sz w:val="18"/>
+              </w:rPr>
+              <w:t>Opis</w:t>
+            </w:r>
+          </w:p>
+        </w:tc>
+        <w:tc>
+          <w:tcPr>
+            <w:tcW w:type="dxa" w:w="2438"/>
+            <w:shd w:val="clear" w:color="auto" w:fill="BBBBBB"/>
+          </w:tcPr>
+          <w:p>
+            <w:pPr>
+              <w:spacing w:before="40" w:after="40"/>
+              <w:jc w:val="center"/>
+            </w:pPr>
+            <w:r/>
+            <w:r>
+              <w:rPr>
+                <w:b/>
+                <w:sz w:val="18"/>
+              </w:rPr>
+              <w:t>Koordinate (DMS)</w:t>
+            </w:r>
+          </w:p>
+        </w:tc>
+        <w:tc>
+          <w:tcPr>
+            <w:tcW w:type="dxa" w:w="1814"/>
+            <w:shd w:val="clear" w:color="auto" w:fill="BBBBBB"/>
+          </w:tcPr>
+          <w:p>
+            <w:pPr>
+              <w:spacing w:before="40" w:after="40"/>
+              <w:jc w:val="center"/>
+            </w:pPr>
+            <w:r/>
+            <w:r>
+              <w:rPr>
+                <w:b/>
+                <w:sz w:val="18"/>
+              </w:rPr>
+              <w:t>Koordinate (dec.)</w:t>
+            </w:r>
+          </w:p>
+        </w:tc>
+        <w:tc>
+          <w:tcPr>
+            <w:tcW w:type="dxa" w:w="1701"/>
+            <w:shd w:val="clear" w:color="auto" w:fill="BBBBBB"/>
+          </w:tcPr>
+          <w:p>
+            <w:pPr>
+              <w:spacing w:before="40" w:after="40"/>
+              <w:jc w:val="center"/>
+            </w:pPr>
+            <w:r/>
+            <w:r>
+              <w:rPr>
+                <w:b/>
+                <w:sz w:val="18"/>
+              </w:rPr>
+              <w:t>Dolazak (hh:mm)</w:t>
+            </w:r>
+          </w:p>
+        </w:tc>
+      </w:tr>
+      <w:tr>
+        <w:tc>
+          <w:tcPr>
+            <w:tcW w:type="dxa" w:w="1134"/>
+          </w:tcPr>
+          <w:p>
+            <w:pPr>
+              <w:spacing w:before="40" w:after="40"/>
+              <w:jc w:val="center"/>
+            </w:pPr>
+            <w:r/>
+            <w:r>
+              <w:rPr>
+                <w:b w:val="0"/>
+                <w:sz w:val="18"/>
+              </w:rPr>
+              <w:t>DOM</w:t>
+            </w:r>
+          </w:p>
+        </w:tc>
+        <w:tc>
+          <w:tcPr>
+            <w:tcW w:type="dxa" w:w="3118"/>
+          </w:tcPr>
+          <w:p>
+            <w:pPr>
+              <w:spacing w:before="40" w:after="40"/>
+              <w:jc w:val="left"/>
+            </w:pPr>
+            <w:r/>
+            <w:r>
+              <w:rPr>
+                <w:b w:val="0"/>
+                <w:sz w:val="18"/>
+              </w:rPr>
+              <w:t>Cesta ispred planinarskog doma</w:t>
+            </w:r>
+          </w:p>
+        </w:tc>
+        <w:tc>
+          <w:tcPr>
+            <w:tcW w:type="dxa" w:w="2438"/>
+          </w:tcPr>
+          <w:p>
+            <w:pPr>
+              <w:spacing w:before="40" w:after="40"/>
+              <w:jc w:val="center"/>
+            </w:pPr>
+            <w:r/>
+            <w:r>
+              <w:rPr>
+                <w:b w:val="0"/>
+                <w:sz w:val="18"/>
+              </w:rPr>
+              <w:t>45°44'56.13"N 15°42'11.66"E</w:t>
+            </w:r>
+          </w:p>
+        </w:tc>
+        <w:tc>
+          <w:tcPr>
+            <w:tcW w:type="dxa" w:w="1814"/>
+          </w:tcPr>
+          <w:p>
+            <w:pPr>
+              <w:spacing w:before="40" w:after="40"/>
+              <w:jc w:val="center"/>
+            </w:pPr>
+            <w:r/>
+            <w:r>
+              <w:rPr>
+                <w:b w:val="0"/>
+                <w:sz w:val="18"/>
+              </w:rPr>
+              <w:t>45.748925, 15.703239</w:t>
+            </w:r>
+          </w:p>
+        </w:tc>
+        <w:tc>
+          <w:tcPr>
+            <w:tcW w:type="dxa" w:w="1701"/>
+          </w:tcPr>
+          <w:p>
+            <w:pPr>
+              <w:spacing w:before="40" w:after="40"/>
+              <w:jc w:val="center"/>
+            </w:pPr>
+            <w:r/>
+            <w:r>
+              <w:rPr>
+                <w:b w:val="0"/>
+                <w:sz w:val="18"/>
+              </w:rPr>
+            </w:r>
+          </w:p>
+        </w:tc>
+      </w:tr>
+      <w:tr>
+        <w:tc>
+          <w:tcPr>
+            <w:tcW w:type="dxa" w:w="1134"/>
+          </w:tcPr>
+          <w:p>
+            <w:pPr>
+              <w:spacing w:before="40" w:after="40"/>
+              <w:jc w:val="center"/>
+            </w:pPr>
+            <w:r/>
+            <w:r>
+              <w:rPr>
+                <w:b w:val="0"/>
+                <w:sz w:val="18"/>
+              </w:rPr>
+              <w:t>KT SIB</w:t>
+            </w:r>
+          </w:p>
+        </w:tc>
+        <w:tc>
+          <w:tcPr>
+            <w:tcW w:type="dxa" w:w="3118"/>
+          </w:tcPr>
+          <w:p>
+            <w:pPr>
+              <w:spacing w:before="40" w:after="40"/>
+              <w:jc w:val="left"/>
+            </w:pPr>
+            <w:r/>
+            <w:r>
+              <w:rPr>
+                <w:b w:val="0"/>
+                <w:sz w:val="18"/>
+              </w:rPr>
+              <w:t>Raskrižje dvije ceste</w:t>
+            </w:r>
+          </w:p>
+        </w:tc>
+        <w:tc>
+          <w:tcPr>
+            <w:tcW w:type="dxa" w:w="2438"/>
+          </w:tcPr>
+          <w:p>
+            <w:pPr>
+              <w:spacing w:before="40" w:after="40"/>
+              <w:jc w:val="center"/>
+            </w:pPr>
+            <w:r/>
+            <w:r>
+              <w:rPr>
+                <w:b w:val="0"/>
+                <w:sz w:val="18"/>
+              </w:rPr>
+              <w:t>45°45'27.70"N 15°42'16.67"E</w:t>
+            </w:r>
+          </w:p>
+        </w:tc>
+        <w:tc>
+          <w:tcPr>
+            <w:tcW w:type="dxa" w:w="1814"/>
+          </w:tcPr>
+          <w:p>
+            <w:pPr>
+              <w:spacing w:before="40" w:after="40"/>
+              <w:jc w:val="center"/>
+            </w:pPr>
+            <w:r/>
+            <w:r>
+              <w:rPr>
+                <w:b w:val="0"/>
+                <w:sz w:val="18"/>
+              </w:rPr>
+              <w:t>45.757694, 15.704631</w:t>
+            </w:r>
+          </w:p>
+        </w:tc>
+        <w:tc>
+          <w:tcPr>
+            <w:tcW w:type="dxa" w:w="1701"/>
+          </w:tcPr>
+          <w:p>
+            <w:pPr>
+              <w:spacing w:before="40" w:after="40"/>
+              <w:jc w:val="center"/>
+            </w:pPr>
+            <w:r/>
+            <w:r>
+              <w:rPr>
+                <w:b w:val="0"/>
+                <w:sz w:val="18"/>
+              </w:rPr>
+            </w:r>
+          </w:p>
+        </w:tc>
+      </w:tr>
+      <w:tr>
+        <w:tc>
+          <w:tcPr>
+            <w:tcW w:type="dxa" w:w="1134"/>
+          </w:tcPr>
+          <w:p>
+            <w:pPr>
+              <w:spacing w:before="40" w:after="40"/>
+              <w:jc w:val="center"/>
+            </w:pPr>
+            <w:r/>
+            <w:r>
+              <w:rPr>
+                <w:b w:val="0"/>
+                <w:sz w:val="18"/>
+              </w:rPr>
+              <w:t>KT SA</w:t>
+            </w:r>
+          </w:p>
+        </w:tc>
+        <w:tc>
+          <w:tcPr>
+            <w:tcW w:type="dxa" w:w="3118"/>
+          </w:tcPr>
+          <w:p>
+            <w:pPr>
+              <w:spacing w:before="40" w:after="40"/>
+              <w:jc w:val="left"/>
+            </w:pPr>
+            <w:r/>
+            <w:r>
+              <w:rPr>
+                <w:b w:val="0"/>
+                <w:sz w:val="18"/>
+              </w:rPr>
+              <w:t>Raskrižje plan. staze 1 i puta</w:t>
+            </w:r>
+          </w:p>
+        </w:tc>
+        <w:tc>
+          <w:tcPr>
+            <w:tcW w:type="dxa" w:w="2438"/>
+          </w:tcPr>
+          <w:p>
+            <w:pPr>
+              <w:spacing w:before="40" w:after="40"/>
+              <w:jc w:val="center"/>
+            </w:pPr>
+            <w:r/>
+            <w:r>
+              <w:rPr>
+                <w:b w:val="0"/>
+                <w:sz w:val="18"/>
+              </w:rPr>
+              <w:t>45°45'33.31"N 15°41'50.66"E</w:t>
+            </w:r>
+          </w:p>
+        </w:tc>
+        <w:tc>
+          <w:tcPr>
+            <w:tcW w:type="dxa" w:w="1814"/>
+          </w:tcPr>
+          <w:p>
+            <w:pPr>
+              <w:spacing w:before="40" w:after="40"/>
+              <w:jc w:val="center"/>
+            </w:pPr>
+            <w:r/>
+            <w:r>
+              <w:rPr>
+                <w:b w:val="0"/>
+                <w:sz w:val="18"/>
+              </w:rPr>
+              <w:t>45.759253, 15.697406</w:t>
+            </w:r>
+          </w:p>
+        </w:tc>
+        <w:tc>
+          <w:tcPr>
+            <w:tcW w:type="dxa" w:w="1701"/>
+          </w:tcPr>
+          <w:p>
+            <w:pPr>
+              <w:spacing w:before="40" w:after="40"/>
+              <w:jc w:val="center"/>
+            </w:pPr>
+            <w:r/>
+            <w:r>
+              <w:rPr>
+                <w:b w:val="0"/>
+                <w:sz w:val="18"/>
+              </w:rPr>
+            </w:r>
+          </w:p>
+        </w:tc>
+      </w:tr>
+      <w:tr>
+        <w:tc>
+          <w:tcPr>
+            <w:tcW w:type="dxa" w:w="1134"/>
+          </w:tcPr>
+          <w:p>
+            <w:pPr>
+              <w:spacing w:before="40" w:after="40"/>
+              <w:jc w:val="center"/>
+            </w:pPr>
+            <w:r/>
+            <w:r>
+              <w:rPr>
+                <w:b w:val="0"/>
+                <w:sz w:val="18"/>
+              </w:rPr>
+              <w:t>KT JZA</w:t>
+            </w:r>
+          </w:p>
+        </w:tc>
+        <w:tc>
+          <w:tcPr>
+            <w:tcW w:type="dxa" w:w="3118"/>
+          </w:tcPr>
+          <w:p>
+            <w:pPr>
+              <w:spacing w:before="40" w:after="40"/>
+              <w:jc w:val="left"/>
+            </w:pPr>
+            <w:r/>
+            <w:r>
+              <w:rPr>
+                <w:b w:val="0"/>
+                <w:sz w:val="18"/>
+              </w:rPr>
+              <w:t>Raskrižje plan. staze 1 i potoka</w:t>
+            </w:r>
+          </w:p>
+        </w:tc>
+        <w:tc>
+          <w:tcPr>
+            <w:tcW w:type="dxa" w:w="2438"/>
+          </w:tcPr>
+          <w:p>
+            <w:pPr>
+              <w:spacing w:before="40" w:after="40"/>
+              <w:jc w:val="center"/>
+            </w:pPr>
+            <w:r/>
+            <w:r>
+              <w:rPr>
+                <w:b w:val="0"/>
+                <w:sz w:val="18"/>
+              </w:rPr>
+              <w:t>45°45'8.91"N 15°41'50.05"E</w:t>
+            </w:r>
+          </w:p>
+        </w:tc>
+        <w:tc>
+          <w:tcPr>
+            <w:tcW w:type="dxa" w:w="1814"/>
+          </w:tcPr>
+          <w:p>
+            <w:pPr>
+              <w:spacing w:before="40" w:after="40"/>
+              <w:jc w:val="center"/>
+            </w:pPr>
+            <w:r/>
+            <w:r>
+              <w:rPr>
+                <w:b w:val="0"/>
+                <w:sz w:val="18"/>
+              </w:rPr>
+              <w:t>45.752475, 15.697236</w:t>
+            </w:r>
+          </w:p>
+        </w:tc>
+        <w:tc>
+          <w:tcPr>
+            <w:tcW w:type="dxa" w:w="1701"/>
+          </w:tcPr>
+          <w:p>
+            <w:pPr>
+              <w:spacing w:before="40" w:after="40"/>
+              <w:jc w:val="center"/>
+            </w:pPr>
+            <w:r/>
+            <w:r>
+              <w:rPr>
+                <w:b w:val="0"/>
+                <w:sz w:val="18"/>
+              </w:rPr>
+            </w:r>
+          </w:p>
+        </w:tc>
+      </w:tr>
+      <w:tr>
+        <w:tc>
+          <w:tcPr>
+            <w:tcW w:type="dxa" w:w="1134"/>
+          </w:tcPr>
+          <w:p>
+            <w:pPr>
+              <w:spacing w:before="40" w:after="40"/>
+              <w:jc w:val="center"/>
+            </w:pPr>
+            <w:r/>
+            <w:r>
+              <w:rPr>
+                <w:b w:val="0"/>
+                <w:sz w:val="18"/>
+              </w:rPr>
+              <w:t>KT JA</w:t>
+            </w:r>
+          </w:p>
+        </w:tc>
+        <w:tc>
+          <w:tcPr>
+            <w:tcW w:type="dxa" w:w="3118"/>
+          </w:tcPr>
+          <w:p>
+            <w:pPr>
+              <w:spacing w:before="40" w:after="40"/>
+              <w:jc w:val="left"/>
+            </w:pPr>
+            <w:r/>
+            <w:r>
+              <w:rPr>
+                <w:b w:val="0"/>
+                <w:sz w:val="18"/>
+              </w:rPr>
+              <w:t>Raskrižje ceste i plan. staze 1</w:t>
+            </w:r>
+          </w:p>
+        </w:tc>
+        <w:tc>
+          <w:tcPr>
+            <w:tcW w:type="dxa" w:w="2438"/>
+          </w:tcPr>
+          <w:p>
+            <w:pPr>
+              <w:spacing w:before="40" w:after="40"/>
+              <w:jc w:val="center"/>
+            </w:pPr>
+            <w:r/>
+            <w:r>
+              <w:rPr>
+                <w:b w:val="0"/>
+                <w:sz w:val="18"/>
+              </w:rPr>
+              <w:t>45°45'0.86"N 15°42'3.07"E</w:t>
+            </w:r>
+          </w:p>
+        </w:tc>
+        <w:tc>
+          <w:tcPr>
+            <w:tcW w:type="dxa" w:w="1814"/>
+          </w:tcPr>
+          <w:p>
+            <w:pPr>
+              <w:spacing w:before="40" w:after="40"/>
+              <w:jc w:val="center"/>
+            </w:pPr>
+            <w:r/>
+            <w:r>
+              <w:rPr>
+                <w:b w:val="0"/>
+                <w:sz w:val="18"/>
+              </w:rPr>
+              <w:t>45.750239, 15.700853</w:t>
+            </w:r>
+          </w:p>
+        </w:tc>
+        <w:tc>
+          <w:tcPr>
+            <w:tcW w:type="dxa" w:w="1701"/>
+          </w:tcPr>
+          <w:p>
+            <w:pPr>
+              <w:spacing w:before="40" w:after="40"/>
+              <w:jc w:val="center"/>
+            </w:pPr>
+            <w:r/>
+            <w:r>
+              <w:rPr>
+                <w:b w:val="0"/>
+                <w:sz w:val="18"/>
+              </w:rPr>
+            </w:r>
+          </w:p>
+        </w:tc>
+      </w:tr>
+    </w:tbl>
+    <w:p>
+      <w:pPr>
+        <w:spacing w:before="0" w:after="0"/>
+      </w:pPr>
+      <w:r>
+        <w:br w:type="page"/>
+      </w:r>
+    </w:p>
+    <w:p>
+      <w:pPr>
+        <w:spacing w:before="0" w:after="40"/>
+        <w:jc w:val="center"/>
+      </w:pPr>
+      <w:r>
+        <w:rPr>
+          <w:b w:val="0"/>
+          <w:sz w:val="22"/>
+        </w:rPr>
+        <w:t>Vježba orijentacije — Okić</w:t>
+      </w:r>
+    </w:p>
+    <w:p>
+      <w:pPr>
+        <w:spacing w:before="0" w:after="80"/>
+        <w:jc w:val="center"/>
+      </w:pPr>
+      <w:r>
+        <w:rPr>
+          <w:b/>
+          <w:sz w:val="40"/>
+        </w:rPr>
+        <w:t>Grupa 6</w:t>
+      </w:r>
+    </w:p>
+    <w:p>
+      <w:pPr>
+        <w:spacing w:before="0" w:after="200"/>
+        <w:jc w:val="left"/>
+      </w:pPr>
+      <w:r>
+        <w:rPr>
+          <w:b w:val="0"/>
+          <w:sz w:val="18"/>
+        </w:rPr>
+        <w:t>Ruta: DOM → KT SIB → KT SA → KT SZA → KT JZA → DOM</w:t>
+      </w:r>
+    </w:p>
+    <w:p>
+      <w:pPr>
+        <w:spacing w:before="0" w:after="80"/>
+        <w:jc w:val="left"/>
+      </w:pPr>
+      <w:r>
+        <w:rPr>
+          <w:b/>
+          <w:sz w:val="20"/>
+        </w:rPr>
+        <w:t>Polaznici:</w:t>
+      </w:r>
+    </w:p>
+    <w:tbl>
+      <w:tblPr>
+        <w:tblW w:type="auto" w:w="0"/>
+        <w:jc w:val="left"/>
+        <w:tblLook w:firstColumn="1" w:firstRow="1" w:lastColumn="0" w:lastRow="0" w:noHBand="0" w:noVBand="1" w:val="04A0"/>
+      </w:tblPr>
+      <w:tblGrid>
+        <w:gridCol w:w="10206"/>
+      </w:tblGrid>
+      <w:tr>
+        <w:trPr>
+          <w:trHeight w:val="425" w:hRule="exact"/>
+        </w:trPr>
+        <w:tc>
+          <w:tcPr>
+            <w:tcW w:type="dxa" w:w="10206"/>
+            <w:tcBorders>
+              <w:top w:val="none" w:sz="0"/>
+              <w:left w:val="none" w:sz="0"/>
+              <w:right w:val="none" w:sz="0"/>
+              <w:bottom w:val="single" w:sz="6" w:color="888888"/>
+            </w:tcBorders>
+          </w:tcPr>
+          <w:p/>
+        </w:tc>
+      </w:tr>
+      <w:tr>
+        <w:trPr>
+          <w:trHeight w:val="425" w:hRule="exact"/>
+        </w:trPr>
+        <w:tc>
+          <w:tcPr>
+            <w:tcW w:type="dxa" w:w="10206"/>
+            <w:tcBorders>
+              <w:top w:val="none" w:sz="0"/>
+              <w:left w:val="none" w:sz="0"/>
+              <w:right w:val="none" w:sz="0"/>
+              <w:bottom w:val="single" w:sz="6" w:color="888888"/>
+            </w:tcBorders>
+          </w:tcPr>
+          <w:p/>
+        </w:tc>
+      </w:tr>
+      <w:tr>
+        <w:trPr>
+          <w:trHeight w:val="425" w:hRule="exact"/>
+        </w:trPr>
+        <w:tc>
+          <w:tcPr>
+            <w:tcW w:type="dxa" w:w="10206"/>
+            <w:tcBorders>
+              <w:top w:val="none" w:sz="0"/>
+              <w:left w:val="none" w:sz="0"/>
+              <w:right w:val="none" w:sz="0"/>
+              <w:bottom w:val="single" w:sz="6" w:color="888888"/>
+            </w:tcBorders>
+          </w:tcPr>
+          <w:p/>
+        </w:tc>
+      </w:tr>
+      <w:tr>
+        <w:trPr>
+          <w:trHeight w:val="425" w:hRule="exact"/>
+        </w:trPr>
+        <w:tc>
+          <w:tcPr>
+            <w:tcW w:type="dxa" w:w="10206"/>
+            <w:tcBorders>
+              <w:top w:val="none" w:sz="0"/>
+              <w:left w:val="none" w:sz="0"/>
+              <w:right w:val="none" w:sz="0"/>
+              <w:bottom w:val="single" w:sz="6" w:color="888888"/>
+            </w:tcBorders>
+          </w:tcPr>
+          <w:p/>
+        </w:tc>
+      </w:tr>
+      <w:tr>
+        <w:trPr>
+          <w:trHeight w:val="425" w:hRule="exact"/>
+        </w:trPr>
+        <w:tc>
+          <w:tcPr>
+            <w:tcW w:type="dxa" w:w="10206"/>
+            <w:tcBorders>
+              <w:top w:val="none" w:sz="0"/>
+              <w:left w:val="none" w:sz="0"/>
+              <w:right w:val="none" w:sz="0"/>
+              <w:bottom w:val="single" w:sz="6" w:color="888888"/>
+            </w:tcBorders>
+          </w:tcPr>
+          <w:p/>
+        </w:tc>
+      </w:tr>
+    </w:tbl>
+    <w:p>
+      <w:pPr>
+        <w:spacing w:before="200" w:after="60"/>
+        <w:jc w:val="left"/>
+      </w:pPr>
+      <w:r>
+        <w:rPr>
+          <w:b/>
+          <w:sz w:val="20"/>
+        </w:rPr>
+        <w:t>Kontrolne točke:</w:t>
+      </w:r>
+    </w:p>
+    <w:tbl>
+      <w:tblPr>
+        <w:tblStyle w:val="TableGrid"/>
+        <w:tblW w:type="auto" w:w="0"/>
+        <w:jc w:val="left"/>
+        <w:tblLook w:firstColumn="1" w:firstRow="1" w:lastColumn="0" w:lastRow="0" w:noHBand="0" w:noVBand="1" w:val="04A0"/>
+      </w:tblPr>
+      <w:tblGrid>
+        <w:gridCol w:w="2041"/>
+        <w:gridCol w:w="2041"/>
+        <w:gridCol w:w="2041"/>
+        <w:gridCol w:w="2041"/>
+        <w:gridCol w:w="2041"/>
+      </w:tblGrid>
+      <w:tr>
+        <w:tc>
+          <w:tcPr>
+            <w:tcW w:type="dxa" w:w="1134"/>
+            <w:shd w:val="clear" w:color="auto" w:fill="BBBBBB"/>
+          </w:tcPr>
+          <w:p>
+            <w:pPr>
+              <w:spacing w:before="40" w:after="40"/>
+              <w:jc w:val="center"/>
+            </w:pPr>
+            <w:r/>
+            <w:r>
+              <w:rPr>
+                <w:b/>
+                <w:sz w:val="18"/>
+              </w:rPr>
+              <w:t>KT</w:t>
+            </w:r>
+          </w:p>
+        </w:tc>
+        <w:tc>
+          <w:tcPr>
+            <w:tcW w:type="dxa" w:w="3118"/>
+            <w:shd w:val="clear" w:color="auto" w:fill="BBBBBB"/>
+          </w:tcPr>
+          <w:p>
+            <w:pPr>
+              <w:spacing w:before="40" w:after="40"/>
+              <w:jc w:val="center"/>
+            </w:pPr>
+            <w:r/>
+            <w:r>
+              <w:rPr>
+                <w:b/>
+                <w:sz w:val="18"/>
+              </w:rPr>
+              <w:t>Opis</w:t>
+            </w:r>
+          </w:p>
+        </w:tc>
+        <w:tc>
+          <w:tcPr>
+            <w:tcW w:type="dxa" w:w="2438"/>
+            <w:shd w:val="clear" w:color="auto" w:fill="BBBBBB"/>
+          </w:tcPr>
+          <w:p>
+            <w:pPr>
+              <w:spacing w:before="40" w:after="40"/>
+              <w:jc w:val="center"/>
+            </w:pPr>
+            <w:r/>
+            <w:r>
+              <w:rPr>
+                <w:b/>
+                <w:sz w:val="18"/>
+              </w:rPr>
+              <w:t>Koordinate (DMS)</w:t>
+            </w:r>
+          </w:p>
+        </w:tc>
+        <w:tc>
+          <w:tcPr>
+            <w:tcW w:type="dxa" w:w="1814"/>
+            <w:shd w:val="clear" w:color="auto" w:fill="BBBBBB"/>
+          </w:tcPr>
+          <w:p>
+            <w:pPr>
+              <w:spacing w:before="40" w:after="40"/>
+              <w:jc w:val="center"/>
+            </w:pPr>
+            <w:r/>
+            <w:r>
+              <w:rPr>
+                <w:b/>
+                <w:sz w:val="18"/>
+              </w:rPr>
+              <w:t>Koordinate (dec.)</w:t>
+            </w:r>
+          </w:p>
+        </w:tc>
+        <w:tc>
+          <w:tcPr>
+            <w:tcW w:type="dxa" w:w="1701"/>
+            <w:shd w:val="clear" w:color="auto" w:fill="BBBBBB"/>
+          </w:tcPr>
+          <w:p>
+            <w:pPr>
+              <w:spacing w:before="40" w:after="40"/>
+              <w:jc w:val="center"/>
+            </w:pPr>
+            <w:r/>
+            <w:r>
+              <w:rPr>
+                <w:b/>
+                <w:sz w:val="18"/>
+              </w:rPr>
+              <w:t>Dolazak (hh:mm)</w:t>
+            </w:r>
+          </w:p>
+        </w:tc>
+      </w:tr>
+      <w:tr>
+        <w:tc>
+          <w:tcPr>
+            <w:tcW w:type="dxa" w:w="1134"/>
+          </w:tcPr>
+          <w:p>
+            <w:pPr>
+              <w:spacing w:before="40" w:after="40"/>
+              <w:jc w:val="center"/>
+            </w:pPr>
+            <w:r/>
+            <w:r>
+              <w:rPr>
+                <w:b w:val="0"/>
+                <w:sz w:val="18"/>
+              </w:rPr>
+              <w:t>DOM</w:t>
+            </w:r>
+          </w:p>
+        </w:tc>
+        <w:tc>
+          <w:tcPr>
+            <w:tcW w:type="dxa" w:w="3118"/>
+          </w:tcPr>
+          <w:p>
+            <w:pPr>
+              <w:spacing w:before="40" w:after="40"/>
+              <w:jc w:val="left"/>
+            </w:pPr>
+            <w:r/>
+            <w:r>
+              <w:rPr>
+                <w:b w:val="0"/>
+                <w:sz w:val="18"/>
+              </w:rPr>
+              <w:t>Cesta ispred planinarskog doma</w:t>
+            </w:r>
+          </w:p>
+        </w:tc>
+        <w:tc>
+          <w:tcPr>
+            <w:tcW w:type="dxa" w:w="2438"/>
+          </w:tcPr>
+          <w:p>
+            <w:pPr>
+              <w:spacing w:before="40" w:after="40"/>
+              <w:jc w:val="center"/>
+            </w:pPr>
+            <w:r/>
+            <w:r>
+              <w:rPr>
+                <w:b w:val="0"/>
+                <w:sz w:val="18"/>
+              </w:rPr>
+              <w:t>45°44'56.13"N 15°42'11.66"E</w:t>
+            </w:r>
+          </w:p>
+        </w:tc>
+        <w:tc>
+          <w:tcPr>
+            <w:tcW w:type="dxa" w:w="1814"/>
+          </w:tcPr>
+          <w:p>
+            <w:pPr>
+              <w:spacing w:before="40" w:after="40"/>
+              <w:jc w:val="center"/>
+            </w:pPr>
+            <w:r/>
+            <w:r>
+              <w:rPr>
+                <w:b w:val="0"/>
+                <w:sz w:val="18"/>
+              </w:rPr>
+              <w:t>45.748925, 15.703239</w:t>
+            </w:r>
+          </w:p>
+        </w:tc>
+        <w:tc>
+          <w:tcPr>
+            <w:tcW w:type="dxa" w:w="1701"/>
+          </w:tcPr>
+          <w:p>
+            <w:pPr>
+              <w:spacing w:before="40" w:after="40"/>
+              <w:jc w:val="center"/>
+            </w:pPr>
+            <w:r/>
+            <w:r>
+              <w:rPr>
+                <w:b w:val="0"/>
+                <w:sz w:val="18"/>
+              </w:rPr>
+            </w:r>
+          </w:p>
+        </w:tc>
+      </w:tr>
+      <w:tr>
+        <w:tc>
+          <w:tcPr>
+            <w:tcW w:type="dxa" w:w="1134"/>
+          </w:tcPr>
+          <w:p>
+            <w:pPr>
+              <w:spacing w:before="40" w:after="40"/>
+              <w:jc w:val="center"/>
+            </w:pPr>
+            <w:r/>
+            <w:r>
+              <w:rPr>
+                <w:b w:val="0"/>
+                <w:sz w:val="18"/>
+              </w:rPr>
+              <w:t>KT SIB</w:t>
+            </w:r>
+          </w:p>
+        </w:tc>
+        <w:tc>
+          <w:tcPr>
+            <w:tcW w:type="dxa" w:w="3118"/>
+          </w:tcPr>
+          <w:p>
+            <w:pPr>
+              <w:spacing w:before="40" w:after="40"/>
+              <w:jc w:val="left"/>
+            </w:pPr>
+            <w:r/>
+            <w:r>
+              <w:rPr>
+                <w:b w:val="0"/>
+                <w:sz w:val="18"/>
+              </w:rPr>
+              <w:t>Raskrižje dvije ceste</w:t>
+            </w:r>
+          </w:p>
+        </w:tc>
+        <w:tc>
+          <w:tcPr>
+            <w:tcW w:type="dxa" w:w="2438"/>
+          </w:tcPr>
+          <w:p>
+            <w:pPr>
+              <w:spacing w:before="40" w:after="40"/>
+              <w:jc w:val="center"/>
+            </w:pPr>
+            <w:r/>
+            <w:r>
+              <w:rPr>
+                <w:b w:val="0"/>
+                <w:sz w:val="18"/>
+              </w:rPr>
+              <w:t>45°45'27.70"N 15°42'16.67"E</w:t>
+            </w:r>
+          </w:p>
+        </w:tc>
+        <w:tc>
+          <w:tcPr>
+            <w:tcW w:type="dxa" w:w="1814"/>
+          </w:tcPr>
+          <w:p>
+            <w:pPr>
+              <w:spacing w:before="40" w:after="40"/>
+              <w:jc w:val="center"/>
+            </w:pPr>
+            <w:r/>
+            <w:r>
+              <w:rPr>
+                <w:b w:val="0"/>
+                <w:sz w:val="18"/>
+              </w:rPr>
+              <w:t>45.757694, 15.704631</w:t>
+            </w:r>
+          </w:p>
+        </w:tc>
+        <w:tc>
+          <w:tcPr>
+            <w:tcW w:type="dxa" w:w="1701"/>
+          </w:tcPr>
+          <w:p>
+            <w:pPr>
+              <w:spacing w:before="40" w:after="40"/>
+              <w:jc w:val="center"/>
+            </w:pPr>
+            <w:r/>
+            <w:r>
+              <w:rPr>
+                <w:b w:val="0"/>
+                <w:sz w:val="18"/>
+              </w:rPr>
+            </w:r>
+          </w:p>
+        </w:tc>
+      </w:tr>
+      <w:tr>
+        <w:tc>
+          <w:tcPr>
+            <w:tcW w:type="dxa" w:w="1134"/>
+          </w:tcPr>
+          <w:p>
+            <w:pPr>
+              <w:spacing w:before="40" w:after="40"/>
+              <w:jc w:val="center"/>
+            </w:pPr>
+            <w:r/>
+            <w:r>
+              <w:rPr>
+                <w:b w:val="0"/>
+                <w:sz w:val="18"/>
+              </w:rPr>
+              <w:t>KT SA</w:t>
+            </w:r>
+          </w:p>
+        </w:tc>
+        <w:tc>
+          <w:tcPr>
+            <w:tcW w:type="dxa" w:w="3118"/>
+          </w:tcPr>
+          <w:p>
+            <w:pPr>
+              <w:spacing w:before="40" w:after="40"/>
+              <w:jc w:val="left"/>
+            </w:pPr>
+            <w:r/>
+            <w:r>
+              <w:rPr>
+                <w:b w:val="0"/>
+                <w:sz w:val="18"/>
+              </w:rPr>
+              <w:t>Raskrižje plan. staze 1 i puta</w:t>
+            </w:r>
+          </w:p>
+        </w:tc>
+        <w:tc>
+          <w:tcPr>
+            <w:tcW w:type="dxa" w:w="2438"/>
+          </w:tcPr>
+          <w:p>
+            <w:pPr>
+              <w:spacing w:before="40" w:after="40"/>
+              <w:jc w:val="center"/>
+            </w:pPr>
+            <w:r/>
+            <w:r>
+              <w:rPr>
+                <w:b w:val="0"/>
+                <w:sz w:val="18"/>
+              </w:rPr>
+              <w:t>45°45'33.31"N 15°41'50.66"E</w:t>
+            </w:r>
+          </w:p>
+        </w:tc>
+        <w:tc>
+          <w:tcPr>
+            <w:tcW w:type="dxa" w:w="1814"/>
+          </w:tcPr>
+          <w:p>
+            <w:pPr>
+              <w:spacing w:before="40" w:after="40"/>
+              <w:jc w:val="center"/>
+            </w:pPr>
+            <w:r/>
+            <w:r>
+              <w:rPr>
+                <w:b w:val="0"/>
+                <w:sz w:val="18"/>
+              </w:rPr>
+              <w:t>45.759253, 15.697406</w:t>
+            </w:r>
+          </w:p>
+        </w:tc>
+        <w:tc>
+          <w:tcPr>
+            <w:tcW w:type="dxa" w:w="1701"/>
+          </w:tcPr>
+          <w:p>
+            <w:pPr>
+              <w:spacing w:before="40" w:after="40"/>
+              <w:jc w:val="center"/>
+            </w:pPr>
+            <w:r/>
+            <w:r>
+              <w:rPr>
+                <w:b w:val="0"/>
+                <w:sz w:val="18"/>
+              </w:rPr>
+            </w:r>
+          </w:p>
+        </w:tc>
+      </w:tr>
+      <w:tr>
+        <w:tc>
+          <w:tcPr>
+            <w:tcW w:type="dxa" w:w="1134"/>
+          </w:tcPr>
+          <w:p>
+            <w:pPr>
+              <w:spacing w:before="40" w:after="40"/>
+              <w:jc w:val="center"/>
+            </w:pPr>
+            <w:r/>
+            <w:r>
+              <w:rPr>
+                <w:b w:val="0"/>
+                <w:sz w:val="18"/>
+              </w:rPr>
+              <w:t>KT SZA</w:t>
+            </w:r>
+          </w:p>
+        </w:tc>
+        <w:tc>
+          <w:tcPr>
+            <w:tcW w:type="dxa" w:w="3118"/>
+          </w:tcPr>
+          <w:p>
+            <w:pPr>
+              <w:spacing w:before="40" w:after="40"/>
+              <w:jc w:val="left"/>
+            </w:pPr>
+            <w:r/>
+            <w:r>
+              <w:rPr>
+                <w:b w:val="0"/>
+                <w:sz w:val="18"/>
+              </w:rPr>
+              <w:t>Raskrižje plan. staze 1 i ceste</w:t>
+            </w:r>
+          </w:p>
+        </w:tc>
+        <w:tc>
+          <w:tcPr>
+            <w:tcW w:type="dxa" w:w="2438"/>
+          </w:tcPr>
+          <w:p>
+            <w:pPr>
+              <w:spacing w:before="40" w:after="40"/>
+              <w:jc w:val="center"/>
+            </w:pPr>
+            <w:r/>
+            <w:r>
+              <w:rPr>
+                <w:b w:val="0"/>
+                <w:sz w:val="18"/>
+              </w:rPr>
+              <w:t>45°45'22.13"N 15°41'52.52"E</w:t>
+            </w:r>
+          </w:p>
+        </w:tc>
+        <w:tc>
+          <w:tcPr>
+            <w:tcW w:type="dxa" w:w="1814"/>
+          </w:tcPr>
+          <w:p>
+            <w:pPr>
+              <w:spacing w:before="40" w:after="40"/>
+              <w:jc w:val="center"/>
+            </w:pPr>
+            <w:r/>
+            <w:r>
+              <w:rPr>
+                <w:b w:val="0"/>
+                <w:sz w:val="18"/>
+              </w:rPr>
+              <w:t>45.756147, 15.697922</w:t>
+            </w:r>
+          </w:p>
+        </w:tc>
+        <w:tc>
+          <w:tcPr>
+            <w:tcW w:type="dxa" w:w="1701"/>
+          </w:tcPr>
+          <w:p>
+            <w:pPr>
+              <w:spacing w:before="40" w:after="40"/>
+              <w:jc w:val="center"/>
+            </w:pPr>
+            <w:r/>
+            <w:r>
+              <w:rPr>
+                <w:b w:val="0"/>
+                <w:sz w:val="18"/>
+              </w:rPr>
+            </w:r>
+          </w:p>
+        </w:tc>
+      </w:tr>
+      <w:tr>
+        <w:tc>
+          <w:tcPr>
+            <w:tcW w:type="dxa" w:w="1134"/>
+          </w:tcPr>
+          <w:p>
+            <w:pPr>
+              <w:spacing w:before="40" w:after="40"/>
+              <w:jc w:val="center"/>
+            </w:pPr>
+            <w:r/>
+            <w:r>
+              <w:rPr>
+                <w:b w:val="0"/>
+                <w:sz w:val="18"/>
+              </w:rPr>
+              <w:t>KT JZA</w:t>
+            </w:r>
+          </w:p>
+        </w:tc>
+        <w:tc>
+          <w:tcPr>
+            <w:tcW w:type="dxa" w:w="3118"/>
+          </w:tcPr>
+          <w:p>
+            <w:pPr>
+              <w:spacing w:before="40" w:after="40"/>
+              <w:jc w:val="left"/>
+            </w:pPr>
+            <w:r/>
+            <w:r>
+              <w:rPr>
+                <w:b w:val="0"/>
+                <w:sz w:val="18"/>
+              </w:rPr>
+              <w:t>Raskrižje plan. staze 1 i potoka</w:t>
+            </w:r>
+          </w:p>
+        </w:tc>
+        <w:tc>
+          <w:tcPr>
+            <w:tcW w:type="dxa" w:w="2438"/>
+          </w:tcPr>
+          <w:p>
+            <w:pPr>
+              <w:spacing w:before="40" w:after="40"/>
+              <w:jc w:val="center"/>
+            </w:pPr>
+            <w:r/>
+            <w:r>
+              <w:rPr>
+                <w:b w:val="0"/>
+                <w:sz w:val="18"/>
+              </w:rPr>
+              <w:t>45°45'8.91"N 15°41'50.05"E</w:t>
+            </w:r>
+          </w:p>
+        </w:tc>
+        <w:tc>
+          <w:tcPr>
+            <w:tcW w:type="dxa" w:w="1814"/>
+          </w:tcPr>
+          <w:p>
+            <w:pPr>
+              <w:spacing w:before="40" w:after="40"/>
+              <w:jc w:val="center"/>
+            </w:pPr>
+            <w:r/>
+            <w:r>
+              <w:rPr>
+                <w:b w:val="0"/>
+                <w:sz w:val="18"/>
+              </w:rPr>
+              <w:t>45.752475, 15.697236</w:t>
+            </w:r>
+          </w:p>
+        </w:tc>
+        <w:tc>
+          <w:tcPr>
+            <w:tcW w:type="dxa" w:w="1701"/>
+          </w:tcPr>
+          <w:p>
+            <w:pPr>
+              <w:spacing w:before="40" w:after="40"/>
+              <w:jc w:val="center"/>
+            </w:pPr>
+            <w:r/>
+            <w:r>
+              <w:rPr>
+                <w:b w:val="0"/>
+                <w:sz w:val="18"/>
+              </w:rPr>
+            </w:r>
+          </w:p>
+        </w:tc>
+      </w:tr>
+    </w:tbl>
+    <w:p>
+      <w:pPr>
+        <w:spacing w:before="0" w:after="0"/>
+      </w:pPr>
+      <w:r>
+        <w:br w:type="page"/>
+      </w:r>
+    </w:p>
+    <w:p>
+      <w:pPr>
+        <w:spacing w:before="0" w:after="40"/>
+        <w:jc w:val="center"/>
+      </w:pPr>
+      <w:r>
+        <w:rPr>
+          <w:b w:val="0"/>
+          <w:sz w:val="22"/>
+        </w:rPr>
+        <w:t>Vježba orijentacije — Okić</w:t>
+      </w:r>
+    </w:p>
+    <w:p>
+      <w:pPr>
+        <w:spacing w:before="0" w:after="80"/>
+        <w:jc w:val="center"/>
+      </w:pPr>
+      <w:r>
+        <w:rPr>
+          <w:b/>
+          <w:sz w:val="40"/>
+        </w:rPr>
+        <w:t>Grupa 7</w:t>
+      </w:r>
+    </w:p>
+    <w:p>
+      <w:pPr>
+        <w:spacing w:before="0" w:after="200"/>
+        <w:jc w:val="left"/>
+      </w:pPr>
+      <w:r>
+        <w:rPr>
+          <w:b w:val="0"/>
+          <w:sz w:val="18"/>
+        </w:rPr>
+        <w:t>Ruta: DOM → KT JIA → KT SIA → KT SZA → KT ZA → DOM</w:t>
+      </w:r>
+    </w:p>
+    <w:p>
+      <w:pPr>
+        <w:spacing w:before="0" w:after="80"/>
+        <w:jc w:val="left"/>
+      </w:pPr>
+      <w:r>
+        <w:rPr>
+          <w:b/>
+          <w:sz w:val="20"/>
+        </w:rPr>
+        <w:t>Polaznici:</w:t>
+      </w:r>
+    </w:p>
+    <w:tbl>
+      <w:tblPr>
+        <w:tblW w:type="auto" w:w="0"/>
+        <w:jc w:val="left"/>
+        <w:tblLook w:firstColumn="1" w:firstRow="1" w:lastColumn="0" w:lastRow="0" w:noHBand="0" w:noVBand="1" w:val="04A0"/>
+      </w:tblPr>
+      <w:tblGrid>
+        <w:gridCol w:w="10206"/>
+      </w:tblGrid>
+      <w:tr>
+        <w:trPr>
+          <w:trHeight w:val="425" w:hRule="exact"/>
+        </w:trPr>
+        <w:tc>
+          <w:tcPr>
+            <w:tcW w:type="dxa" w:w="10206"/>
+            <w:tcBorders>
+              <w:top w:val="none" w:sz="0"/>
+              <w:left w:val="none" w:sz="0"/>
+              <w:right w:val="none" w:sz="0"/>
+              <w:bottom w:val="single" w:sz="6" w:color="888888"/>
+            </w:tcBorders>
+          </w:tcPr>
+          <w:p/>
+        </w:tc>
+      </w:tr>
+      <w:tr>
+        <w:trPr>
+          <w:trHeight w:val="425" w:hRule="exact"/>
+        </w:trPr>
+        <w:tc>
+          <w:tcPr>
+            <w:tcW w:type="dxa" w:w="10206"/>
+            <w:tcBorders>
+              <w:top w:val="none" w:sz="0"/>
+              <w:left w:val="none" w:sz="0"/>
+              <w:right w:val="none" w:sz="0"/>
+              <w:bottom w:val="single" w:sz="6" w:color="888888"/>
+            </w:tcBorders>
+          </w:tcPr>
+          <w:p/>
+        </w:tc>
+      </w:tr>
+      <w:tr>
+        <w:trPr>
+          <w:trHeight w:val="425" w:hRule="exact"/>
+        </w:trPr>
+        <w:tc>
+          <w:tcPr>
+            <w:tcW w:type="dxa" w:w="10206"/>
+            <w:tcBorders>
+              <w:top w:val="none" w:sz="0"/>
+              <w:left w:val="none" w:sz="0"/>
+              <w:right w:val="none" w:sz="0"/>
+              <w:bottom w:val="single" w:sz="6" w:color="888888"/>
+            </w:tcBorders>
+          </w:tcPr>
+          <w:p/>
+        </w:tc>
+      </w:tr>
+      <w:tr>
+        <w:trPr>
+          <w:trHeight w:val="425" w:hRule="exact"/>
+        </w:trPr>
+        <w:tc>
+          <w:tcPr>
+            <w:tcW w:type="dxa" w:w="10206"/>
+            <w:tcBorders>
+              <w:top w:val="none" w:sz="0"/>
+              <w:left w:val="none" w:sz="0"/>
+              <w:right w:val="none" w:sz="0"/>
+              <w:bottom w:val="single" w:sz="6" w:color="888888"/>
+            </w:tcBorders>
+          </w:tcPr>
+          <w:p/>
+        </w:tc>
+      </w:tr>
+      <w:tr>
+        <w:trPr>
+          <w:trHeight w:val="425" w:hRule="exact"/>
+        </w:trPr>
+        <w:tc>
+          <w:tcPr>
+            <w:tcW w:type="dxa" w:w="10206"/>
+            <w:tcBorders>
+              <w:top w:val="none" w:sz="0"/>
+              <w:left w:val="none" w:sz="0"/>
+              <w:right w:val="none" w:sz="0"/>
+              <w:bottom w:val="single" w:sz="6" w:color="888888"/>
+            </w:tcBorders>
+          </w:tcPr>
+          <w:p/>
+        </w:tc>
+      </w:tr>
+    </w:tbl>
+    <w:p>
+      <w:pPr>
+        <w:spacing w:before="200" w:after="60"/>
+        <w:jc w:val="left"/>
+      </w:pPr>
+      <w:r>
+        <w:rPr>
+          <w:b/>
+          <w:sz w:val="20"/>
+        </w:rPr>
+        <w:t>Kontrolne točke:</w:t>
+      </w:r>
+    </w:p>
+    <w:tbl>
+      <w:tblPr>
+        <w:tblStyle w:val="TableGrid"/>
+        <w:tblW w:type="auto" w:w="0"/>
+        <w:jc w:val="left"/>
+        <w:tblLook w:firstColumn="1" w:firstRow="1" w:lastColumn="0" w:lastRow="0" w:noHBand="0" w:noVBand="1" w:val="04A0"/>
+      </w:tblPr>
+      <w:tblGrid>
+        <w:gridCol w:w="2041"/>
+        <w:gridCol w:w="2041"/>
+        <w:gridCol w:w="2041"/>
+        <w:gridCol w:w="2041"/>
+        <w:gridCol w:w="2041"/>
+      </w:tblGrid>
+      <w:tr>
+        <w:tc>
+          <w:tcPr>
+            <w:tcW w:type="dxa" w:w="1134"/>
+            <w:shd w:val="clear" w:color="auto" w:fill="BBBBBB"/>
+          </w:tcPr>
+          <w:p>
+            <w:pPr>
+              <w:spacing w:before="40" w:after="40"/>
+              <w:jc w:val="center"/>
+            </w:pPr>
+            <w:r/>
+            <w:r>
+              <w:rPr>
+                <w:b/>
+                <w:sz w:val="18"/>
+              </w:rPr>
+              <w:t>KT</w:t>
+            </w:r>
+          </w:p>
+        </w:tc>
+        <w:tc>
+          <w:tcPr>
+            <w:tcW w:type="dxa" w:w="3118"/>
+            <w:shd w:val="clear" w:color="auto" w:fill="BBBBBB"/>
+          </w:tcPr>
+          <w:p>
+            <w:pPr>
+              <w:spacing w:before="40" w:after="40"/>
+              <w:jc w:val="center"/>
+            </w:pPr>
+            <w:r/>
+            <w:r>
+              <w:rPr>
+                <w:b/>
+                <w:sz w:val="18"/>
+              </w:rPr>
+              <w:t>Opis</w:t>
+            </w:r>
+          </w:p>
+        </w:tc>
+        <w:tc>
+          <w:tcPr>
+            <w:tcW w:type="dxa" w:w="2438"/>
+            <w:shd w:val="clear" w:color="auto" w:fill="BBBBBB"/>
+          </w:tcPr>
+          <w:p>
+            <w:pPr>
+              <w:spacing w:before="40" w:after="40"/>
+              <w:jc w:val="center"/>
+            </w:pPr>
+            <w:r/>
+            <w:r>
+              <w:rPr>
+                <w:b/>
+                <w:sz w:val="18"/>
+              </w:rPr>
+              <w:t>Koordinate (DMS)</w:t>
+            </w:r>
+          </w:p>
+        </w:tc>
+        <w:tc>
+          <w:tcPr>
+            <w:tcW w:type="dxa" w:w="1814"/>
+            <w:shd w:val="clear" w:color="auto" w:fill="BBBBBB"/>
+          </w:tcPr>
+          <w:p>
+            <w:pPr>
+              <w:spacing w:before="40" w:after="40"/>
+              <w:jc w:val="center"/>
+            </w:pPr>
+            <w:r/>
+            <w:r>
+              <w:rPr>
+                <w:b/>
+                <w:sz w:val="18"/>
+              </w:rPr>
+              <w:t>Koordinate (dec.)</w:t>
+            </w:r>
+          </w:p>
+        </w:tc>
+        <w:tc>
+          <w:tcPr>
+            <w:tcW w:type="dxa" w:w="1701"/>
+            <w:shd w:val="clear" w:color="auto" w:fill="BBBBBB"/>
+          </w:tcPr>
+          <w:p>
+            <w:pPr>
+              <w:spacing w:before="40" w:after="40"/>
+              <w:jc w:val="center"/>
+            </w:pPr>
+            <w:r/>
+            <w:r>
+              <w:rPr>
+                <w:b/>
+                <w:sz w:val="18"/>
+              </w:rPr>
+              <w:t>Dolazak (hh:mm)</w:t>
+            </w:r>
+          </w:p>
+        </w:tc>
+      </w:tr>
+      <w:tr>
+        <w:tc>
+          <w:tcPr>
+            <w:tcW w:type="dxa" w:w="1134"/>
+          </w:tcPr>
+          <w:p>
+            <w:pPr>
+              <w:spacing w:before="40" w:after="40"/>
+              <w:jc w:val="center"/>
+            </w:pPr>
+            <w:r/>
+            <w:r>
+              <w:rPr>
+                <w:b w:val="0"/>
+                <w:sz w:val="18"/>
+              </w:rPr>
+              <w:t>DOM</w:t>
+            </w:r>
+          </w:p>
+        </w:tc>
+        <w:tc>
+          <w:tcPr>
+            <w:tcW w:type="dxa" w:w="3118"/>
+          </w:tcPr>
+          <w:p>
+            <w:pPr>
+              <w:spacing w:before="40" w:after="40"/>
+              <w:jc w:val="left"/>
+            </w:pPr>
+            <w:r/>
+            <w:r>
+              <w:rPr>
+                <w:b w:val="0"/>
+                <w:sz w:val="18"/>
+              </w:rPr>
+              <w:t>Cesta ispred planinarskog doma</w:t>
+            </w:r>
+          </w:p>
+        </w:tc>
+        <w:tc>
+          <w:tcPr>
+            <w:tcW w:type="dxa" w:w="2438"/>
+          </w:tcPr>
+          <w:p>
+            <w:pPr>
+              <w:spacing w:before="40" w:after="40"/>
+              <w:jc w:val="center"/>
+            </w:pPr>
+            <w:r/>
+            <w:r>
+              <w:rPr>
+                <w:b w:val="0"/>
+                <w:sz w:val="18"/>
+              </w:rPr>
+              <w:t>45°44'56.13"N 15°42'11.66"E</w:t>
+            </w:r>
+          </w:p>
+        </w:tc>
+        <w:tc>
+          <w:tcPr>
+            <w:tcW w:type="dxa" w:w="1814"/>
+          </w:tcPr>
+          <w:p>
+            <w:pPr>
+              <w:spacing w:before="40" w:after="40"/>
+              <w:jc w:val="center"/>
+            </w:pPr>
+            <w:r/>
+            <w:r>
+              <w:rPr>
+                <w:b w:val="0"/>
+                <w:sz w:val="18"/>
+              </w:rPr>
+              <w:t>45.748925, 15.703239</w:t>
+            </w:r>
+          </w:p>
+        </w:tc>
+        <w:tc>
+          <w:tcPr>
+            <w:tcW w:type="dxa" w:w="1701"/>
+          </w:tcPr>
+          <w:p>
+            <w:pPr>
+              <w:spacing w:before="40" w:after="40"/>
+              <w:jc w:val="center"/>
+            </w:pPr>
+            <w:r/>
+            <w:r>
+              <w:rPr>
+                <w:b w:val="0"/>
+                <w:sz w:val="18"/>
+              </w:rPr>
+            </w:r>
+          </w:p>
+        </w:tc>
+      </w:tr>
+      <w:tr>
+        <w:tc>
+          <w:tcPr>
+            <w:tcW w:type="dxa" w:w="1134"/>
+          </w:tcPr>
+          <w:p>
+            <w:pPr>
+              <w:spacing w:before="40" w:after="40"/>
+              <w:jc w:val="center"/>
+            </w:pPr>
+            <w:r/>
+            <w:r>
+              <w:rPr>
+                <w:b w:val="0"/>
+                <w:sz w:val="18"/>
+              </w:rPr>
+              <w:t>KT JIA</w:t>
+            </w:r>
+          </w:p>
+        </w:tc>
+        <w:tc>
+          <w:tcPr>
+            <w:tcW w:type="dxa" w:w="3118"/>
+          </w:tcPr>
+          <w:p>
+            <w:pPr>
+              <w:spacing w:before="40" w:after="40"/>
+              <w:jc w:val="left"/>
+            </w:pPr>
+            <w:r/>
+            <w:r>
+              <w:rPr>
+                <w:b w:val="0"/>
+                <w:sz w:val="18"/>
+              </w:rPr>
+              <w:t>Prelazak ceste preko potoka</w:t>
+            </w:r>
+          </w:p>
+        </w:tc>
+        <w:tc>
+          <w:tcPr>
+            <w:tcW w:type="dxa" w:w="2438"/>
+          </w:tcPr>
+          <w:p>
+            <w:pPr>
+              <w:spacing w:before="40" w:after="40"/>
+              <w:jc w:val="center"/>
+            </w:pPr>
+            <w:r/>
+            <w:r>
+              <w:rPr>
+                <w:b w:val="0"/>
+                <w:sz w:val="18"/>
+              </w:rPr>
+              <w:t>45°45'12.32"N 15°42'10.90"E</w:t>
+            </w:r>
+          </w:p>
+        </w:tc>
+        <w:tc>
+          <w:tcPr>
+            <w:tcW w:type="dxa" w:w="1814"/>
+          </w:tcPr>
+          <w:p>
+            <w:pPr>
+              <w:spacing w:before="40" w:after="40"/>
+              <w:jc w:val="center"/>
+            </w:pPr>
+            <w:r/>
+            <w:r>
+              <w:rPr>
+                <w:b w:val="0"/>
+                <w:sz w:val="18"/>
+              </w:rPr>
+              <w:t>45.753422, 15.703028</w:t>
+            </w:r>
+          </w:p>
+        </w:tc>
+        <w:tc>
+          <w:tcPr>
+            <w:tcW w:type="dxa" w:w="1701"/>
+          </w:tcPr>
+          <w:p>
+            <w:pPr>
+              <w:spacing w:before="40" w:after="40"/>
+              <w:jc w:val="center"/>
+            </w:pPr>
+            <w:r/>
+            <w:r>
+              <w:rPr>
+                <w:b w:val="0"/>
+                <w:sz w:val="18"/>
+              </w:rPr>
+            </w:r>
+          </w:p>
+        </w:tc>
+      </w:tr>
+      <w:tr>
+        <w:tc>
+          <w:tcPr>
+            <w:tcW w:type="dxa" w:w="1134"/>
+          </w:tcPr>
+          <w:p>
+            <w:pPr>
+              <w:spacing w:before="40" w:after="40"/>
+              <w:jc w:val="center"/>
+            </w:pPr>
+            <w:r/>
+            <w:r>
+              <w:rPr>
+                <w:b w:val="0"/>
+                <w:sz w:val="18"/>
+              </w:rPr>
+              <w:t>KT SIA</w:t>
+            </w:r>
+          </w:p>
+        </w:tc>
+        <w:tc>
+          <w:tcPr>
+            <w:tcW w:type="dxa" w:w="3118"/>
+          </w:tcPr>
+          <w:p>
+            <w:pPr>
+              <w:spacing w:before="40" w:after="40"/>
+              <w:jc w:val="left"/>
+            </w:pPr>
+            <w:r/>
+            <w:r>
+              <w:rPr>
+                <w:b w:val="0"/>
+                <w:sz w:val="18"/>
+              </w:rPr>
+              <w:t>Raskrižje ceste i puta</w:t>
+            </w:r>
+          </w:p>
+        </w:tc>
+        <w:tc>
+          <w:tcPr>
+            <w:tcW w:type="dxa" w:w="2438"/>
+          </w:tcPr>
+          <w:p>
+            <w:pPr>
+              <w:spacing w:before="40" w:after="40"/>
+              <w:jc w:val="center"/>
+            </w:pPr>
+            <w:r/>
+            <w:r>
+              <w:rPr>
+                <w:b w:val="0"/>
+                <w:sz w:val="18"/>
+              </w:rPr>
+              <w:t>45°45'27.84"N 15°42'6.83"E</w:t>
+            </w:r>
+          </w:p>
+        </w:tc>
+        <w:tc>
+          <w:tcPr>
+            <w:tcW w:type="dxa" w:w="1814"/>
+          </w:tcPr>
+          <w:p>
+            <w:pPr>
+              <w:spacing w:before="40" w:after="40"/>
+              <w:jc w:val="center"/>
+            </w:pPr>
+            <w:r/>
+            <w:r>
+              <w:rPr>
+                <w:b w:val="0"/>
+                <w:sz w:val="18"/>
+              </w:rPr>
+              <w:t>45.757733, 15.701897</w:t>
+            </w:r>
+          </w:p>
+        </w:tc>
+        <w:tc>
+          <w:tcPr>
+            <w:tcW w:type="dxa" w:w="1701"/>
+          </w:tcPr>
+          <w:p>
+            <w:pPr>
+              <w:spacing w:before="40" w:after="40"/>
+              <w:jc w:val="center"/>
+            </w:pPr>
+            <w:r/>
+            <w:r>
+              <w:rPr>
+                <w:b w:val="0"/>
+                <w:sz w:val="18"/>
+              </w:rPr>
+            </w:r>
+          </w:p>
+        </w:tc>
+      </w:tr>
+      <w:tr>
+        <w:tc>
+          <w:tcPr>
+            <w:tcW w:type="dxa" w:w="1134"/>
+          </w:tcPr>
+          <w:p>
+            <w:pPr>
+              <w:spacing w:before="40" w:after="40"/>
+              <w:jc w:val="center"/>
+            </w:pPr>
+            <w:r/>
+            <w:r>
+              <w:rPr>
+                <w:b w:val="0"/>
+                <w:sz w:val="18"/>
+              </w:rPr>
+              <w:t>KT SZA</w:t>
+            </w:r>
+          </w:p>
+        </w:tc>
+        <w:tc>
+          <w:tcPr>
+            <w:tcW w:type="dxa" w:w="3118"/>
+          </w:tcPr>
+          <w:p>
+            <w:pPr>
+              <w:spacing w:before="40" w:after="40"/>
+              <w:jc w:val="left"/>
+            </w:pPr>
+            <w:r/>
+            <w:r>
+              <w:rPr>
+                <w:b w:val="0"/>
+                <w:sz w:val="18"/>
+              </w:rPr>
+              <w:t>Raskrižje plan. staze 1 i ceste</w:t>
+            </w:r>
+          </w:p>
+        </w:tc>
+        <w:tc>
+          <w:tcPr>
+            <w:tcW w:type="dxa" w:w="2438"/>
+          </w:tcPr>
+          <w:p>
+            <w:pPr>
+              <w:spacing w:before="40" w:after="40"/>
+              <w:jc w:val="center"/>
+            </w:pPr>
+            <w:r/>
+            <w:r>
+              <w:rPr>
+                <w:b w:val="0"/>
+                <w:sz w:val="18"/>
+              </w:rPr>
+              <w:t>45°45'22.13"N 15°41'52.52"E</w:t>
+            </w:r>
+          </w:p>
+        </w:tc>
+        <w:tc>
+          <w:tcPr>
+            <w:tcW w:type="dxa" w:w="1814"/>
+          </w:tcPr>
+          <w:p>
+            <w:pPr>
+              <w:spacing w:before="40" w:after="40"/>
+              <w:jc w:val="center"/>
+            </w:pPr>
+            <w:r/>
+            <w:r>
+              <w:rPr>
+                <w:b w:val="0"/>
+                <w:sz w:val="18"/>
+              </w:rPr>
+              <w:t>45.756147, 15.697922</w:t>
+            </w:r>
+          </w:p>
+        </w:tc>
+        <w:tc>
+          <w:tcPr>
+            <w:tcW w:type="dxa" w:w="1701"/>
+          </w:tcPr>
+          <w:p>
+            <w:pPr>
+              <w:spacing w:before="40" w:after="40"/>
+              <w:jc w:val="center"/>
+            </w:pPr>
+            <w:r/>
+            <w:r>
+              <w:rPr>
+                <w:b w:val="0"/>
+                <w:sz w:val="18"/>
+              </w:rPr>
+            </w:r>
+          </w:p>
+        </w:tc>
+      </w:tr>
+      <w:tr>
+        <w:tc>
+          <w:tcPr>
+            <w:tcW w:type="dxa" w:w="1134"/>
+          </w:tcPr>
+          <w:p>
+            <w:pPr>
+              <w:spacing w:before="40" w:after="40"/>
+              <w:jc w:val="center"/>
+            </w:pPr>
+            <w:r/>
+            <w:r>
+              <w:rPr>
+                <w:b w:val="0"/>
+                <w:sz w:val="18"/>
+              </w:rPr>
+              <w:t>KT ZA</w:t>
+            </w:r>
+          </w:p>
+        </w:tc>
+        <w:tc>
+          <w:tcPr>
+            <w:tcW w:type="dxa" w:w="3118"/>
+          </w:tcPr>
+          <w:p>
+            <w:pPr>
+              <w:spacing w:before="40" w:after="40"/>
+              <w:jc w:val="left"/>
+            </w:pPr>
+            <w:r/>
+            <w:r>
+              <w:rPr>
+                <w:b w:val="0"/>
+                <w:sz w:val="18"/>
+              </w:rPr>
+              <w:t>Raskrižje puta i ceste</w:t>
+            </w:r>
+          </w:p>
+        </w:tc>
+        <w:tc>
+          <w:tcPr>
+            <w:tcW w:type="dxa" w:w="2438"/>
+          </w:tcPr>
+          <w:p>
+            <w:pPr>
+              <w:spacing w:before="40" w:after="40"/>
+              <w:jc w:val="center"/>
+            </w:pPr>
+            <w:r/>
+            <w:r>
+              <w:rPr>
+                <w:b w:val="0"/>
+                <w:sz w:val="18"/>
+              </w:rPr>
+              <w:t>45°45'12.79"N 15°41'32.49"E</w:t>
+            </w:r>
+          </w:p>
+        </w:tc>
+        <w:tc>
+          <w:tcPr>
+            <w:tcW w:type="dxa" w:w="1814"/>
+          </w:tcPr>
+          <w:p>
+            <w:pPr>
+              <w:spacing w:before="40" w:after="40"/>
+              <w:jc w:val="center"/>
+            </w:pPr>
+            <w:r/>
+            <w:r>
+              <w:rPr>
+                <w:b w:val="0"/>
+                <w:sz w:val="18"/>
+              </w:rPr>
+              <w:t>45.753553, 15.692358</w:t>
+            </w:r>
+          </w:p>
+        </w:tc>
+        <w:tc>
+          <w:tcPr>
+            <w:tcW w:type="dxa" w:w="1701"/>
+          </w:tcPr>
+          <w:p>
+            <w:pPr>
+              <w:spacing w:before="40" w:after="40"/>
+              <w:jc w:val="center"/>
+            </w:pPr>
+            <w:r/>
+            <w:r>
+              <w:rPr>
+                <w:b w:val="0"/>
+                <w:sz w:val="18"/>
+              </w:rPr>
+            </w:r>
+          </w:p>
+        </w:tc>
+      </w:tr>
+    </w:tbl>
+    <w:p>
+      <w:pPr>
+        <w:spacing w:before="0" w:after="0"/>
+      </w:pPr>
+      <w:r>
+        <w:br w:type="page"/>
+      </w:r>
+    </w:p>
+    <w:p>
+      <w:pPr>
+        <w:spacing w:before="0" w:after="40"/>
+        <w:jc w:val="center"/>
+      </w:pPr>
+      <w:r>
+        <w:rPr>
+          <w:b w:val="0"/>
+          <w:sz w:val="22"/>
+        </w:rPr>
+        <w:t>Vježba orijentacije — Okić</w:t>
+      </w:r>
+    </w:p>
+    <w:p>
+      <w:pPr>
+        <w:spacing w:before="0" w:after="80"/>
+        <w:jc w:val="center"/>
+      </w:pPr>
+      <w:r>
+        <w:rPr>
+          <w:b/>
+          <w:sz w:val="40"/>
+        </w:rPr>
+        <w:t>Grupa 8</w:t>
+      </w:r>
+    </w:p>
+    <w:p>
+      <w:pPr>
+        <w:spacing w:before="0" w:after="200"/>
+        <w:jc w:val="left"/>
+      </w:pPr>
+      <w:r>
+        <w:rPr>
+          <w:b w:val="0"/>
+          <w:sz w:val="18"/>
+        </w:rPr>
+        <w:t>Ruta: DOM → KT JIA → KT SIA → KT ZA → KT JA → DOM</w:t>
+      </w:r>
+    </w:p>
+    <w:p>
+      <w:pPr>
+        <w:spacing w:before="0" w:after="80"/>
+        <w:jc w:val="left"/>
+      </w:pPr>
+      <w:r>
+        <w:rPr>
+          <w:b/>
+          <w:sz w:val="20"/>
+        </w:rPr>
+        <w:t>Polaznici:</w:t>
+      </w:r>
+    </w:p>
+    <w:tbl>
+      <w:tblPr>
+        <w:tblW w:type="auto" w:w="0"/>
+        <w:jc w:val="left"/>
+        <w:tblLook w:firstColumn="1" w:firstRow="1" w:lastColumn="0" w:lastRow="0" w:noHBand="0" w:noVBand="1" w:val="04A0"/>
+      </w:tblPr>
+      <w:tblGrid>
+        <w:gridCol w:w="10206"/>
+      </w:tblGrid>
+      <w:tr>
+        <w:trPr>
+          <w:trHeight w:val="425" w:hRule="exact"/>
+        </w:trPr>
+        <w:tc>
+          <w:tcPr>
+            <w:tcW w:type="dxa" w:w="10206"/>
+            <w:tcBorders>
+              <w:top w:val="none" w:sz="0"/>
+              <w:left w:val="none" w:sz="0"/>
+              <w:right w:val="none" w:sz="0"/>
+              <w:bottom w:val="single" w:sz="6" w:color="888888"/>
+            </w:tcBorders>
+          </w:tcPr>
+          <w:p/>
+        </w:tc>
+      </w:tr>
+      <w:tr>
+        <w:trPr>
+          <w:trHeight w:val="425" w:hRule="exact"/>
+        </w:trPr>
+        <w:tc>
+          <w:tcPr>
+            <w:tcW w:type="dxa" w:w="10206"/>
+            <w:tcBorders>
+              <w:top w:val="none" w:sz="0"/>
+              <w:left w:val="none" w:sz="0"/>
+              <w:right w:val="none" w:sz="0"/>
+              <w:bottom w:val="single" w:sz="6" w:color="888888"/>
+            </w:tcBorders>
+          </w:tcPr>
+          <w:p/>
+        </w:tc>
+      </w:tr>
+      <w:tr>
+        <w:trPr>
+          <w:trHeight w:val="425" w:hRule="exact"/>
+        </w:trPr>
+        <w:tc>
+          <w:tcPr>
+            <w:tcW w:type="dxa" w:w="10206"/>
+            <w:tcBorders>
+              <w:top w:val="none" w:sz="0"/>
+              <w:left w:val="none" w:sz="0"/>
+              <w:right w:val="none" w:sz="0"/>
+              <w:bottom w:val="single" w:sz="6" w:color="888888"/>
+            </w:tcBorders>
+          </w:tcPr>
+          <w:p/>
+        </w:tc>
+      </w:tr>
+      <w:tr>
+        <w:trPr>
+          <w:trHeight w:val="425" w:hRule="exact"/>
+        </w:trPr>
+        <w:tc>
+          <w:tcPr>
+            <w:tcW w:type="dxa" w:w="10206"/>
+            <w:tcBorders>
+              <w:top w:val="none" w:sz="0"/>
+              <w:left w:val="none" w:sz="0"/>
+              <w:right w:val="none" w:sz="0"/>
+              <w:bottom w:val="single" w:sz="6" w:color="888888"/>
+            </w:tcBorders>
+          </w:tcPr>
+          <w:p/>
+        </w:tc>
+      </w:tr>
+      <w:tr>
+        <w:trPr>
+          <w:trHeight w:val="425" w:hRule="exact"/>
+        </w:trPr>
+        <w:tc>
+          <w:tcPr>
+            <w:tcW w:type="dxa" w:w="10206"/>
+            <w:tcBorders>
+              <w:top w:val="none" w:sz="0"/>
+              <w:left w:val="none" w:sz="0"/>
+              <w:right w:val="none" w:sz="0"/>
+              <w:bottom w:val="single" w:sz="6" w:color="888888"/>
+            </w:tcBorders>
+          </w:tcPr>
+          <w:p/>
+        </w:tc>
+      </w:tr>
+    </w:tbl>
+    <w:p>
+      <w:pPr>
+        <w:spacing w:before="200" w:after="60"/>
+        <w:jc w:val="left"/>
+      </w:pPr>
+      <w:r>
+        <w:rPr>
+          <w:b/>
+          <w:sz w:val="20"/>
+        </w:rPr>
+        <w:t>Kontrolne točke:</w:t>
+      </w:r>
+    </w:p>
+    <w:tbl>
+      <w:tblPr>
+        <w:tblStyle w:val="TableGrid"/>
+        <w:tblW w:type="auto" w:w="0"/>
+        <w:jc w:val="left"/>
+        <w:tblLook w:firstColumn="1" w:firstRow="1" w:lastColumn="0" w:lastRow="0" w:noHBand="0" w:noVBand="1" w:val="04A0"/>
+      </w:tblPr>
+      <w:tblGrid>
+        <w:gridCol w:w="2041"/>
+        <w:gridCol w:w="2041"/>
+        <w:gridCol w:w="2041"/>
+        <w:gridCol w:w="2041"/>
+        <w:gridCol w:w="2041"/>
+      </w:tblGrid>
+      <w:tr>
+        <w:tc>
+          <w:tcPr>
+            <w:tcW w:type="dxa" w:w="1134"/>
+            <w:shd w:val="clear" w:color="auto" w:fill="BBBBBB"/>
+          </w:tcPr>
+          <w:p>
+            <w:pPr>
+              <w:spacing w:before="40" w:after="40"/>
+              <w:jc w:val="center"/>
+            </w:pPr>
+            <w:r/>
+            <w:r>
+              <w:rPr>
+                <w:b/>
+                <w:sz w:val="18"/>
+              </w:rPr>
+              <w:t>KT</w:t>
+            </w:r>
+          </w:p>
+        </w:tc>
+        <w:tc>
+          <w:tcPr>
+            <w:tcW w:type="dxa" w:w="3118"/>
+            <w:shd w:val="clear" w:color="auto" w:fill="BBBBBB"/>
+          </w:tcPr>
+          <w:p>
+            <w:pPr>
+              <w:spacing w:before="40" w:after="40"/>
+              <w:jc w:val="center"/>
+            </w:pPr>
+            <w:r/>
+            <w:r>
+              <w:rPr>
+                <w:b/>
+                <w:sz w:val="18"/>
+              </w:rPr>
+              <w:t>Opis</w:t>
+            </w:r>
+          </w:p>
+        </w:tc>
+        <w:tc>
+          <w:tcPr>
+            <w:tcW w:type="dxa" w:w="2438"/>
+            <w:shd w:val="clear" w:color="auto" w:fill="BBBBBB"/>
+          </w:tcPr>
+          <w:p>
+            <w:pPr>
+              <w:spacing w:before="40" w:after="40"/>
+              <w:jc w:val="center"/>
+            </w:pPr>
+            <w:r/>
+            <w:r>
+              <w:rPr>
+                <w:b/>
+                <w:sz w:val="18"/>
+              </w:rPr>
+              <w:t>Koordinate (DMS)</w:t>
+            </w:r>
+          </w:p>
+        </w:tc>
+        <w:tc>
+          <w:tcPr>
+            <w:tcW w:type="dxa" w:w="1814"/>
+            <w:shd w:val="clear" w:color="auto" w:fill="BBBBBB"/>
+          </w:tcPr>
+          <w:p>
+            <w:pPr>
+              <w:spacing w:before="40" w:after="40"/>
+              <w:jc w:val="center"/>
+            </w:pPr>
+            <w:r/>
+            <w:r>
+              <w:rPr>
+                <w:b/>
+                <w:sz w:val="18"/>
+              </w:rPr>
+              <w:t>Koordinate (dec.)</w:t>
+            </w:r>
+          </w:p>
+        </w:tc>
+        <w:tc>
+          <w:tcPr>
+            <w:tcW w:type="dxa" w:w="1701"/>
+            <w:shd w:val="clear" w:color="auto" w:fill="BBBBBB"/>
+          </w:tcPr>
+          <w:p>
+            <w:pPr>
+              <w:spacing w:before="40" w:after="40"/>
+              <w:jc w:val="center"/>
+            </w:pPr>
+            <w:r/>
+            <w:r>
+              <w:rPr>
+                <w:b/>
+                <w:sz w:val="18"/>
+              </w:rPr>
+              <w:t>Dolazak (hh:mm)</w:t>
+            </w:r>
+          </w:p>
+        </w:tc>
+      </w:tr>
+      <w:tr>
+        <w:tc>
+          <w:tcPr>
+            <w:tcW w:type="dxa" w:w="1134"/>
+          </w:tcPr>
+          <w:p>
+            <w:pPr>
+              <w:spacing w:before="40" w:after="40"/>
+              <w:jc w:val="center"/>
+            </w:pPr>
+            <w:r/>
+            <w:r>
+              <w:rPr>
+                <w:b w:val="0"/>
+                <w:sz w:val="18"/>
+              </w:rPr>
+              <w:t>DOM</w:t>
+            </w:r>
+          </w:p>
+        </w:tc>
+        <w:tc>
+          <w:tcPr>
+            <w:tcW w:type="dxa" w:w="3118"/>
+          </w:tcPr>
+          <w:p>
+            <w:pPr>
+              <w:spacing w:before="40" w:after="40"/>
+              <w:jc w:val="left"/>
+            </w:pPr>
+            <w:r/>
+            <w:r>
+              <w:rPr>
+                <w:b w:val="0"/>
+                <w:sz w:val="18"/>
+              </w:rPr>
+              <w:t>Cesta ispred planinarskog doma</w:t>
+            </w:r>
+          </w:p>
+        </w:tc>
+        <w:tc>
+          <w:tcPr>
+            <w:tcW w:type="dxa" w:w="2438"/>
+          </w:tcPr>
+          <w:p>
+            <w:pPr>
+              <w:spacing w:before="40" w:after="40"/>
+              <w:jc w:val="center"/>
+            </w:pPr>
+            <w:r/>
+            <w:r>
+              <w:rPr>
+                <w:b w:val="0"/>
+                <w:sz w:val="18"/>
+              </w:rPr>
+              <w:t>45°44'56.13"N 15°42'11.66"E</w:t>
+            </w:r>
+          </w:p>
+        </w:tc>
+        <w:tc>
+          <w:tcPr>
+            <w:tcW w:type="dxa" w:w="1814"/>
+          </w:tcPr>
+          <w:p>
+            <w:pPr>
+              <w:spacing w:before="40" w:after="40"/>
+              <w:jc w:val="center"/>
+            </w:pPr>
+            <w:r/>
+            <w:r>
+              <w:rPr>
+                <w:b w:val="0"/>
+                <w:sz w:val="18"/>
+              </w:rPr>
+              <w:t>45.748925, 15.703239</w:t>
+            </w:r>
+          </w:p>
+        </w:tc>
+        <w:tc>
+          <w:tcPr>
+            <w:tcW w:type="dxa" w:w="1701"/>
+          </w:tcPr>
+          <w:p>
+            <w:pPr>
+              <w:spacing w:before="40" w:after="40"/>
+              <w:jc w:val="center"/>
+            </w:pPr>
+            <w:r/>
+            <w:r>
+              <w:rPr>
+                <w:b w:val="0"/>
+                <w:sz w:val="18"/>
+              </w:rPr>
+            </w:r>
+          </w:p>
+        </w:tc>
+      </w:tr>
+      <w:tr>
+        <w:tc>
+          <w:tcPr>
+            <w:tcW w:type="dxa" w:w="1134"/>
+          </w:tcPr>
+          <w:p>
+            <w:pPr>
+              <w:spacing w:before="40" w:after="40"/>
+              <w:jc w:val="center"/>
+            </w:pPr>
+            <w:r/>
+            <w:r>
+              <w:rPr>
+                <w:b w:val="0"/>
+                <w:sz w:val="18"/>
+              </w:rPr>
+              <w:t>KT JIA</w:t>
+            </w:r>
+          </w:p>
+        </w:tc>
+        <w:tc>
+          <w:tcPr>
+            <w:tcW w:type="dxa" w:w="3118"/>
+          </w:tcPr>
+          <w:p>
+            <w:pPr>
+              <w:spacing w:before="40" w:after="40"/>
+              <w:jc w:val="left"/>
+            </w:pPr>
+            <w:r/>
+            <w:r>
+              <w:rPr>
+                <w:b w:val="0"/>
+                <w:sz w:val="18"/>
+              </w:rPr>
+              <w:t>Prelazak ceste preko potoka</w:t>
+            </w:r>
+          </w:p>
+        </w:tc>
+        <w:tc>
+          <w:tcPr>
+            <w:tcW w:type="dxa" w:w="2438"/>
+          </w:tcPr>
+          <w:p>
+            <w:pPr>
+              <w:spacing w:before="40" w:after="40"/>
+              <w:jc w:val="center"/>
+            </w:pPr>
+            <w:r/>
+            <w:r>
+              <w:rPr>
+                <w:b w:val="0"/>
+                <w:sz w:val="18"/>
+              </w:rPr>
+              <w:t>45°45'12.32"N 15°42'10.90"E</w:t>
+            </w:r>
+          </w:p>
+        </w:tc>
+        <w:tc>
+          <w:tcPr>
+            <w:tcW w:type="dxa" w:w="1814"/>
+          </w:tcPr>
+          <w:p>
+            <w:pPr>
+              <w:spacing w:before="40" w:after="40"/>
+              <w:jc w:val="center"/>
+            </w:pPr>
+            <w:r/>
+            <w:r>
+              <w:rPr>
+                <w:b w:val="0"/>
+                <w:sz w:val="18"/>
+              </w:rPr>
+              <w:t>45.753422, 15.703028</w:t>
+            </w:r>
+          </w:p>
+        </w:tc>
+        <w:tc>
+          <w:tcPr>
+            <w:tcW w:type="dxa" w:w="1701"/>
+          </w:tcPr>
+          <w:p>
+            <w:pPr>
+              <w:spacing w:before="40" w:after="40"/>
+              <w:jc w:val="center"/>
+            </w:pPr>
+            <w:r/>
+            <w:r>
+              <w:rPr>
+                <w:b w:val="0"/>
+                <w:sz w:val="18"/>
+              </w:rPr>
+            </w:r>
+          </w:p>
+        </w:tc>
+      </w:tr>
+      <w:tr>
+        <w:tc>
+          <w:tcPr>
+            <w:tcW w:type="dxa" w:w="1134"/>
+          </w:tcPr>
+          <w:p>
+            <w:pPr>
+              <w:spacing w:before="40" w:after="40"/>
+              <w:jc w:val="center"/>
+            </w:pPr>
+            <w:r/>
+            <w:r>
+              <w:rPr>
+                <w:b w:val="0"/>
+                <w:sz w:val="18"/>
+              </w:rPr>
+              <w:t>KT SIA</w:t>
+            </w:r>
+          </w:p>
+        </w:tc>
+        <w:tc>
+          <w:tcPr>
+            <w:tcW w:type="dxa" w:w="3118"/>
+          </w:tcPr>
+          <w:p>
+            <w:pPr>
+              <w:spacing w:before="40" w:after="40"/>
+              <w:jc w:val="left"/>
+            </w:pPr>
+            <w:r/>
+            <w:r>
+              <w:rPr>
+                <w:b w:val="0"/>
+                <w:sz w:val="18"/>
+              </w:rPr>
+              <w:t>Raskrižje ceste i puta</w:t>
+            </w:r>
+          </w:p>
+        </w:tc>
+        <w:tc>
+          <w:tcPr>
+            <w:tcW w:type="dxa" w:w="2438"/>
+          </w:tcPr>
+          <w:p>
+            <w:pPr>
+              <w:spacing w:before="40" w:after="40"/>
+              <w:jc w:val="center"/>
+            </w:pPr>
+            <w:r/>
+            <w:r>
+              <w:rPr>
+                <w:b w:val="0"/>
+                <w:sz w:val="18"/>
+              </w:rPr>
+              <w:t>45°45'27.84"N 15°42'6.83"E</w:t>
+            </w:r>
+          </w:p>
+        </w:tc>
+        <w:tc>
+          <w:tcPr>
+            <w:tcW w:type="dxa" w:w="1814"/>
+          </w:tcPr>
+          <w:p>
+            <w:pPr>
+              <w:spacing w:before="40" w:after="40"/>
+              <w:jc w:val="center"/>
+            </w:pPr>
+            <w:r/>
+            <w:r>
+              <w:rPr>
+                <w:b w:val="0"/>
+                <w:sz w:val="18"/>
+              </w:rPr>
+              <w:t>45.757733, 15.701897</w:t>
+            </w:r>
+          </w:p>
+        </w:tc>
+        <w:tc>
+          <w:tcPr>
+            <w:tcW w:type="dxa" w:w="1701"/>
+          </w:tcPr>
+          <w:p>
+            <w:pPr>
+              <w:spacing w:before="40" w:after="40"/>
+              <w:jc w:val="center"/>
+            </w:pPr>
+            <w:r/>
+            <w:r>
+              <w:rPr>
+                <w:b w:val="0"/>
+                <w:sz w:val="18"/>
+              </w:rPr>
+            </w:r>
+          </w:p>
+        </w:tc>
+      </w:tr>
+      <w:tr>
+        <w:tc>
+          <w:tcPr>
+            <w:tcW w:type="dxa" w:w="1134"/>
+          </w:tcPr>
+          <w:p>
+            <w:pPr>
+              <w:spacing w:before="40" w:after="40"/>
+              <w:jc w:val="center"/>
+            </w:pPr>
+            <w:r/>
+            <w:r>
+              <w:rPr>
+                <w:b w:val="0"/>
+                <w:sz w:val="18"/>
+              </w:rPr>
+              <w:t>KT ZA</w:t>
+            </w:r>
+          </w:p>
+        </w:tc>
+        <w:tc>
+          <w:tcPr>
+            <w:tcW w:type="dxa" w:w="3118"/>
+          </w:tcPr>
+          <w:p>
+            <w:pPr>
+              <w:spacing w:before="40" w:after="40"/>
+              <w:jc w:val="left"/>
+            </w:pPr>
+            <w:r/>
+            <w:r>
+              <w:rPr>
+                <w:b w:val="0"/>
+                <w:sz w:val="18"/>
+              </w:rPr>
+              <w:t>Raskrižje puta i ceste</w:t>
+            </w:r>
+          </w:p>
+        </w:tc>
+        <w:tc>
+          <w:tcPr>
+            <w:tcW w:type="dxa" w:w="2438"/>
+          </w:tcPr>
+          <w:p>
+            <w:pPr>
+              <w:spacing w:before="40" w:after="40"/>
+              <w:jc w:val="center"/>
+            </w:pPr>
+            <w:r/>
+            <w:r>
+              <w:rPr>
+                <w:b w:val="0"/>
+                <w:sz w:val="18"/>
+              </w:rPr>
+              <w:t>45°45'12.79"N 15°41'32.49"E</w:t>
+            </w:r>
+          </w:p>
+        </w:tc>
+        <w:tc>
+          <w:tcPr>
+            <w:tcW w:type="dxa" w:w="1814"/>
+          </w:tcPr>
+          <w:p>
+            <w:pPr>
+              <w:spacing w:before="40" w:after="40"/>
+              <w:jc w:val="center"/>
+            </w:pPr>
+            <w:r/>
+            <w:r>
+              <w:rPr>
+                <w:b w:val="0"/>
+                <w:sz w:val="18"/>
+              </w:rPr>
+              <w:t>45.753553, 15.692358</w:t>
+            </w:r>
+          </w:p>
+        </w:tc>
+        <w:tc>
+          <w:tcPr>
+            <w:tcW w:type="dxa" w:w="1701"/>
+          </w:tcPr>
+          <w:p>
+            <w:pPr>
+              <w:spacing w:before="40" w:after="40"/>
+              <w:jc w:val="center"/>
+            </w:pPr>
+            <w:r/>
+            <w:r>
+              <w:rPr>
+                <w:b w:val="0"/>
+                <w:sz w:val="18"/>
+              </w:rPr>
+            </w:r>
+          </w:p>
+        </w:tc>
+      </w:tr>
+      <w:tr>
+        <w:tc>
+          <w:tcPr>
+            <w:tcW w:type="dxa" w:w="1134"/>
+          </w:tcPr>
+          <w:p>
+            <w:pPr>
+              <w:spacing w:before="40" w:after="40"/>
+              <w:jc w:val="center"/>
+            </w:pPr>
+            <w:r/>
+            <w:r>
+              <w:rPr>
+                <w:b w:val="0"/>
+                <w:sz w:val="18"/>
+              </w:rPr>
+              <w:t>KT JA</w:t>
+            </w:r>
+          </w:p>
+        </w:tc>
+        <w:tc>
+          <w:tcPr>
+            <w:tcW w:type="dxa" w:w="3118"/>
+          </w:tcPr>
+          <w:p>
+            <w:pPr>
+              <w:spacing w:before="40" w:after="40"/>
+              <w:jc w:val="left"/>
+            </w:pPr>
+            <w:r/>
+            <w:r>
+              <w:rPr>
+                <w:b w:val="0"/>
+                <w:sz w:val="18"/>
+              </w:rPr>
+              <w:t>Raskrižje ceste i plan. staze 1</w:t>
+            </w:r>
+          </w:p>
+        </w:tc>
+        <w:tc>
+          <w:tcPr>
+            <w:tcW w:type="dxa" w:w="2438"/>
+          </w:tcPr>
+          <w:p>
+            <w:pPr>
+              <w:spacing w:before="40" w:after="40"/>
+              <w:jc w:val="center"/>
+            </w:pPr>
+            <w:r/>
+            <w:r>
+              <w:rPr>
+                <w:b w:val="0"/>
+                <w:sz w:val="18"/>
+              </w:rPr>
+              <w:t>45°45'0.86"N 15°42'3.07"E</w:t>
+            </w:r>
+          </w:p>
+        </w:tc>
+        <w:tc>
+          <w:tcPr>
+            <w:tcW w:type="dxa" w:w="1814"/>
+          </w:tcPr>
+          <w:p>
+            <w:pPr>
+              <w:spacing w:before="40" w:after="40"/>
+              <w:jc w:val="center"/>
+            </w:pPr>
+            <w:r/>
+            <w:r>
+              <w:rPr>
+                <w:b w:val="0"/>
+                <w:sz w:val="18"/>
+              </w:rPr>
+              <w:t>45.750239, 15.700853</w:t>
             </w:r>
           </w:p>
         </w:tc>
